--- a/Final NRAS Manuscript-10-10-2025.docx
+++ b/Final NRAS Manuscript-10-10-2025.docx
@@ -544,7 +544,17 @@
           <w:szCs w:val="18"/>
           <w:lang w:val="es-ES"/>
         </w:rPr>
-        <w:t xml:space="preserve">*Corresponding author : </w:t>
+        <w:t xml:space="preserve">*Corresponding author </w:t>
+      </w:r>
+      <w:bookmarkStart w:id="1" w:name="_GoBack"/>
+      <w:r>
+        <w:rPr>
+          <w:i/>
+          <w:sz w:val="18"/>
+          <w:szCs w:val="18"/>
+          <w:lang w:val="es-ES"/>
+        </w:rPr>
+        <w:t xml:space="preserve">: </w:t>
       </w:r>
       <w:r>
         <w:rPr>
@@ -607,6 +617,7 @@
         </w:rPr>
         <w:t>vijaybaladhye@gmail.com</w:t>
       </w:r>
+      <w:bookmarkEnd w:id="1"/>
     </w:p>
     <w:p>
       <w:pPr>
@@ -965,359 +976,388 @@
       <w:pPr>
         <w:jc w:val="both"/>
         <w:rPr>
-          <w:sz w:val="20"/>
-          <w:szCs w:val="20"/>
-          <w:vertAlign w:val="superscript"/>
-          <w:lang w:val="en-US"/>
-        </w:rPr>
-      </w:pPr>
-      <w:r>
-        <w:rPr>
-          <w:sz w:val="20"/>
-          <w:szCs w:val="20"/>
+          <w:rFonts w:hint="default" w:eastAsia="Calibri"/>
+          <w:b w:val="0"/>
+          <w:bCs/>
+          <w:color w:val="auto"/>
+          <w:sz w:val="20"/>
+          <w:szCs w:val="20"/>
+          <w:lang w:val="en-US"/>
+        </w:rPr>
+      </w:pPr>
+      <w:r>
+        <w:rPr>
+          <w:rFonts w:hint="default" w:eastAsia="Calibri"/>
+          <w:b w:val="0"/>
+          <w:bCs/>
+          <w:color w:val="auto"/>
+          <w:sz w:val="20"/>
+          <w:szCs w:val="20"/>
+          <w:lang w:val="en-US"/>
         </w:rPr>
         <w:t>Melanoma is a deadly form of skin cancer occurring in humans and animals and is responsible for most deaths worldwide. At the basal level of the epidermis melanocytes are found, which produce the UV absorbing pigment melanin</w:t>
       </w:r>
       <w:r>
         <w:rPr>
-          <w:sz w:val="20"/>
-          <w:szCs w:val="20"/>
-          <w:vertAlign w:val="superscript"/>
-        </w:rPr>
-        <w:t>2</w:t>
-      </w:r>
-      <w:r>
-        <w:rPr>
-          <w:sz w:val="20"/>
-          <w:szCs w:val="20"/>
-          <w:lang w:val="en-US"/>
-        </w:rPr>
-        <w:t xml:space="preserve">. </w:t>
-      </w:r>
-      <w:r>
-        <w:rPr>
-          <w:sz w:val="20"/>
-          <w:szCs w:val="20"/>
-        </w:rPr>
-        <w:t>It's a combination of environmental and genetic factors, the majority of melanomas arise from somatic mutations acquired later in life. The four major types include Superficial spreading melanoma, Nodular melanoma, Lentigo maligna and Acral lentiginous</w:t>
-      </w:r>
-      <w:r>
-        <w:rPr>
-          <w:sz w:val="20"/>
-          <w:szCs w:val="20"/>
-          <w:vertAlign w:val="superscript"/>
-        </w:rPr>
-        <w:t>2</w:t>
-      </w:r>
-      <w:r>
-        <w:rPr>
-          <w:sz w:val="20"/>
-          <w:szCs w:val="20"/>
-          <w:lang w:val="en-US"/>
-        </w:rPr>
-        <w:t xml:space="preserve">. </w:t>
-      </w:r>
-      <w:r>
-        <w:rPr>
-          <w:sz w:val="20"/>
-          <w:szCs w:val="20"/>
-        </w:rPr>
-        <w:t>One of the most known mutated pathways in melanoma that has received a lot of importance for targeted therapeutic purposes, is the MAPK signalling pathway</w:t>
-      </w:r>
-      <w:r>
-        <w:rPr>
-          <w:sz w:val="20"/>
-          <w:szCs w:val="20"/>
-          <w:vertAlign w:val="superscript"/>
-        </w:rPr>
-        <w:t>2</w:t>
-      </w:r>
-      <w:r>
-        <w:rPr>
-          <w:sz w:val="20"/>
-          <w:szCs w:val="20"/>
-        </w:rPr>
-        <w:t>. Mutations in each of the identified driver genes lead to deregulation of the MAPK/ERK pathway, leading to uncontrolled cell growth. BRAF subtype show 52% of somatic mutations tumours, following that is NRAS (Neuroblastoma Ras viral oncogene)</w:t>
-      </w:r>
-      <w:r>
-        <w:rPr>
-          <w:sz w:val="20"/>
-          <w:szCs w:val="20"/>
-          <w:vertAlign w:val="superscript"/>
-          <w:lang w:val="en-US"/>
-        </w:rPr>
-        <w:t>4</w:t>
-      </w:r>
-      <w:r>
-        <w:rPr>
-          <w:sz w:val="20"/>
-          <w:szCs w:val="20"/>
-        </w:rPr>
-        <w:t>. The average age of diagnosis is 65 but before age 50, the number of women diagnosed are more than men. Among all people diagnosed with melanoma of the skin, the 5-year relative survival rate from the time of diagnosis is approximately 95%, with survival rates reaching nearly 100% for localized cases</w:t>
-      </w:r>
-      <w:r>
-        <w:rPr>
-          <w:sz w:val="20"/>
-          <w:szCs w:val="20"/>
-          <w:vertAlign w:val="superscript"/>
-          <w:lang w:val="en-US"/>
-        </w:rPr>
-        <w:t>5</w:t>
-      </w:r>
-      <w:r>
-        <w:rPr>
-          <w:sz w:val="20"/>
-          <w:szCs w:val="20"/>
-        </w:rPr>
-        <w:t>. The primary or Stage I melanoma is found only in the skin and is relatively thin. Stage II melanoma extends through the epidermis and further into the dermis. It has a higher chance of spreading through the lymphatic system to a regional lymph node. Stage III is dependent on the size and number of lymph nodes</w:t>
-      </w:r>
-      <w:r>
-        <w:rPr>
-          <w:sz w:val="20"/>
-          <w:szCs w:val="20"/>
-          <w:vertAlign w:val="superscript"/>
-          <w:lang w:val="en-US"/>
-        </w:rPr>
-        <w:t>6</w:t>
-      </w:r>
-      <w:r>
-        <w:rPr>
-          <w:sz w:val="20"/>
-          <w:szCs w:val="20"/>
-          <w:lang w:val="en-US"/>
-        </w:rPr>
-        <w:t xml:space="preserve">. </w:t>
-      </w:r>
-      <w:r>
-        <w:rPr>
-          <w:sz w:val="20"/>
-          <w:szCs w:val="20"/>
-        </w:rPr>
-        <w:t>Stage IV describes melanoma that has spread through the bloodstream to other parts of the body, such as distant locations like soft tissue, distant lymph nodes or other organs like the lung, liver, brain, bone or gastrointestinal tract</w:t>
-      </w:r>
-      <w:r>
-        <w:rPr>
-          <w:sz w:val="20"/>
-          <w:szCs w:val="20"/>
-          <w:vertAlign w:val="superscript"/>
-          <w:lang w:val="en-US"/>
-        </w:rPr>
-        <w:t>6</w:t>
-      </w:r>
-      <w:r>
-        <w:rPr>
-          <w:sz w:val="20"/>
-          <w:szCs w:val="20"/>
-          <w:lang w:val="en-US"/>
-        </w:rPr>
-        <w:t xml:space="preserve">. </w:t>
-      </w:r>
-      <w:r>
-        <w:rPr>
-          <w:sz w:val="20"/>
-          <w:szCs w:val="20"/>
-        </w:rPr>
-        <w:t>There have been some clinically approved drugs against melanoma. Trametinib was basically designed for BRAF. But a few patients who had mutant NRAS affected cells were tested with this drug</w:t>
-      </w:r>
-      <w:r>
-        <w:rPr>
-          <w:sz w:val="20"/>
-          <w:szCs w:val="20"/>
-          <w:vertAlign w:val="superscript"/>
-          <w:lang w:val="en-US"/>
-        </w:rPr>
-        <w:t>8</w:t>
-      </w:r>
-      <w:r>
-        <w:rPr>
-          <w:sz w:val="20"/>
-          <w:szCs w:val="20"/>
-          <w:lang w:val="en-US"/>
-        </w:rPr>
-        <w:t xml:space="preserve">. </w:t>
-      </w:r>
-      <w:r>
-        <w:rPr>
-          <w:sz w:val="20"/>
-          <w:szCs w:val="20"/>
-        </w:rPr>
-        <w:t>Patients with solid tumours were targeted using Binimetinib. It is a type of MEK inhibitor specifically for mutant NRAS</w:t>
-      </w:r>
-      <w:r>
-        <w:rPr>
-          <w:sz w:val="20"/>
-          <w:szCs w:val="20"/>
-          <w:vertAlign w:val="superscript"/>
-          <w:lang w:val="en-US"/>
-        </w:rPr>
-        <w:t>7</w:t>
-      </w:r>
-      <w:r>
-        <w:rPr>
-          <w:sz w:val="20"/>
-          <w:szCs w:val="20"/>
-          <w:lang w:val="en-US"/>
-        </w:rPr>
-        <w:t xml:space="preserve">. </w:t>
-      </w:r>
-      <w:r>
-        <w:rPr>
-          <w:sz w:val="20"/>
-          <w:szCs w:val="20"/>
-        </w:rPr>
-        <w:t>A cysteine residue of post translational modification of RAS are the Farnesyltransferase inhibitors. Initially they were developed for targeting NRAS in combination to other drugs. But since no potential output was obtained, clinical trials have stopped taking place now</w:t>
-      </w:r>
-      <w:r>
-        <w:rPr>
-          <w:sz w:val="20"/>
-          <w:szCs w:val="20"/>
-          <w:vertAlign w:val="superscript"/>
-          <w:lang w:val="en-US"/>
-        </w:rPr>
-        <w:t>7</w:t>
-      </w:r>
-      <w:r>
-        <w:rPr>
-          <w:sz w:val="20"/>
-          <w:szCs w:val="20"/>
-          <w:lang w:val="en-US"/>
-        </w:rPr>
-        <w:t xml:space="preserve">. </w:t>
-      </w:r>
-      <w:r>
-        <w:rPr>
-          <w:sz w:val="20"/>
-          <w:szCs w:val="20"/>
-        </w:rPr>
-        <w:t>Cobimetinib shows a great yield of activity when combined with Vemurafenib. About more than 80% reactivity of BRAF 600-mutant was observed with this therapy</w:t>
-      </w:r>
-      <w:r>
-        <w:rPr>
-          <w:sz w:val="20"/>
-          <w:szCs w:val="20"/>
-          <w:vertAlign w:val="superscript"/>
-          <w:lang w:val="en-US"/>
-        </w:rPr>
-        <w:t>7</w:t>
-      </w:r>
-      <w:r>
-        <w:rPr>
-          <w:sz w:val="20"/>
-          <w:szCs w:val="20"/>
-          <w:lang w:val="en-US"/>
-        </w:rPr>
-        <w:t xml:space="preserve">. </w:t>
-      </w:r>
-      <w:r>
-        <w:rPr>
-          <w:sz w:val="20"/>
-          <w:szCs w:val="20"/>
-        </w:rPr>
-        <w:t>A MEK associated inhibitor in humans it shows a half way response to NRAS activity while in xenographs it is a therapy for RAS and RAF. Presently under clinical trials, Dabrafenib was developed for treatment against BRAF</w:t>
-      </w:r>
-      <w:r>
-        <w:rPr>
-          <w:sz w:val="20"/>
-          <w:szCs w:val="20"/>
-          <w:vertAlign w:val="superscript"/>
-          <w:lang w:val="en-US"/>
-        </w:rPr>
-        <w:t>7</w:t>
-      </w:r>
-      <w:r>
-        <w:rPr>
-          <w:sz w:val="20"/>
-          <w:szCs w:val="20"/>
-          <w:lang w:val="en-US"/>
-        </w:rPr>
-        <w:t>.</w:t>
-      </w:r>
-    </w:p>
-    <w:p>
-      <w:pPr>
-        <w:jc w:val="both"/>
-        <w:rPr>
-          <w:sz w:val="20"/>
-          <w:szCs w:val="20"/>
-        </w:rPr>
-      </w:pPr>
-      <w:r>
-        <w:rPr>
-          <w:sz w:val="20"/>
-          <w:szCs w:val="20"/>
-        </w:rPr>
-        <w:t>NRAS gene produces N-Ras protein. It acts like a switch for GTP and GDP molecules which is turned On and Off. The N-Ras protein must be turned on by attaching to a molecule of GTP. The N-Ras protein is turned off when it converts the GTP to GDP.When switch is turned off no activation and no signalling is seen by NRAS. This gene belongs to oncogenic family which are cancer causing genes. The proteins produced from NRAS are GTPases. These proteins play important roles in cell division, cell differentiation, cell proliferation. In N-Ras, the differences cluster at residues 94–95 (helix 3) and 131–132 (helix 4)</w:t>
-      </w:r>
-      <w:r>
-        <w:rPr>
-          <w:sz w:val="20"/>
-          <w:szCs w:val="20"/>
-          <w:vertAlign w:val="superscript"/>
-          <w:lang w:val="en-US"/>
-        </w:rPr>
-        <w:t>1</w:t>
-      </w:r>
-      <w:r>
-        <w:rPr>
-          <w:sz w:val="20"/>
-          <w:szCs w:val="20"/>
-        </w:rPr>
-        <w:t>. A clear difference between isoforms of NRAS is the binding of (RBD) Ras Binding Domain</w:t>
-      </w:r>
-      <w:r>
-        <w:rPr>
-          <w:sz w:val="20"/>
-          <w:szCs w:val="20"/>
-          <w:vertAlign w:val="superscript"/>
-          <w:lang w:val="en-US"/>
-        </w:rPr>
-        <w:t>1</w:t>
-      </w:r>
-      <w:r>
-        <w:rPr>
-          <w:sz w:val="20"/>
-          <w:szCs w:val="20"/>
-        </w:rPr>
-        <w:t xml:space="preserve"> The G-domain, which catalyses GTP hydrolysis and mediates downstream signalling, is 95% conserved between the Ras isoforms. The Wild Type NRAS has a total of 189 amino acids. The overall structure can be divided into a catalytic G domain, which is comprised (residues 1-86) and (residues 87-166). This is the first crystal structure of NRAS solved at 1.67Å resolution</w:t>
-      </w:r>
-      <w:r>
-        <w:rPr>
-          <w:sz w:val="20"/>
-          <w:szCs w:val="20"/>
-          <w:vertAlign w:val="superscript"/>
-          <w:lang w:val="en-US"/>
-        </w:rPr>
-        <w:t>1</w:t>
-      </w:r>
-      <w:r>
-        <w:rPr>
-          <w:sz w:val="20"/>
-          <w:szCs w:val="20"/>
-        </w:rPr>
-        <w:t xml:space="preserve">. Although targeted inhibitors have been successfully developed for BRAF mutations, effective therapies directly targeting mutant NRAS are lacking and existing MEK inhibitors have shown only modest clinical success. This unmet medical need motivates the search for novel inhibitors specifically against oncogenic NRAS. In this study, we utilized structure-based virtual screening and molecular docking to explore a comprehensive library of natural compounds from the ZINC database, </w:t>
-      </w:r>
-      <w:r>
-        <w:rPr>
-          <w:rFonts w:hint="default"/>
-          <w:sz w:val="20"/>
-          <w:szCs w:val="20"/>
-        </w:rPr>
-        <w:t xml:space="preserve">computationally modeling clinically relevant  </w:t>
-      </w:r>
-      <w:r>
-        <w:rPr>
-          <w:sz w:val="20"/>
-          <w:szCs w:val="20"/>
-        </w:rPr>
-        <w:t>NRAS mutations at codons 12, 13, and 61. Our screening identified several promising natural compounds with strong predicted binding affinity and stabilizing interactions with critical NRAS residues, providing a valuable starting point for further drug development. The findings underscore the power of computational approaches to accelerate early discovery of specific inhibitors targeting difficult oncogenic drivers in melanoma.</w:t>
-      </w:r>
-    </w:p>
-    <w:p>
-      <w:pPr>
-        <w:jc w:val="both"/>
-        <w:rPr>
-          <w:rFonts w:eastAsia="Calibri"/>
-          <w:b/>
+          <w:rFonts w:hint="default" w:eastAsia="Calibri"/>
+          <w:b w:val="0"/>
+          <w:bCs/>
+          <w:color w:val="4472C4" w:themeColor="accent1"/>
+          <w:sz w:val="20"/>
+          <w:szCs w:val="20"/>
+          <w:lang w:val="en-US"/>
+          <w14:textFill>
+            <w14:solidFill>
+              <w14:schemeClr w14:val="accent1"/>
+            </w14:solidFill>
+          </w14:textFill>
+        </w:rPr>
+        <w:t xml:space="preserve"> </w:t>
+      </w:r>
+      <w:r>
+        <w:rPr>
+          <w:rFonts w:hint="default" w:eastAsia="Calibri"/>
+          <w:b w:val="0"/>
+          <w:bCs/>
+          <w:color w:val="0070C0"/>
+          <w:sz w:val="20"/>
+          <w:szCs w:val="20"/>
+          <w:lang w:val="en-US"/>
+        </w:rPr>
+        <w:t>(Cancer.Net Editorial Board, 2025).</w:t>
+      </w:r>
+      <w:r>
+        <w:rPr>
+          <w:rFonts w:hint="default" w:eastAsia="Calibri"/>
+          <w:b w:val="0"/>
+          <w:bCs/>
+          <w:color w:val="auto"/>
+          <w:sz w:val="20"/>
+          <w:szCs w:val="20"/>
+          <w:lang w:val="en-US"/>
+        </w:rPr>
+        <w:t xml:space="preserve"> It's a combination of environmental and genetic factors; the majority of melanomas arise from somatic mutations acquired later in life. The four major types include Superficial spreading melanoma, Nodular melanoma, Lentigo maligna, and Acral lentiginous </w:t>
+      </w:r>
+      <w:r>
+        <w:rPr>
+          <w:rFonts w:hint="default" w:eastAsia="Calibri"/>
+          <w:b w:val="0"/>
+          <w:bCs/>
+          <w:color w:val="0070C0"/>
+          <w:sz w:val="20"/>
+          <w:szCs w:val="20"/>
+          <w:lang w:val="en-US"/>
+        </w:rPr>
+        <w:t>(Cancer.Net Editorial Board, 2025).</w:t>
+      </w:r>
+      <w:r>
+        <w:rPr>
+          <w:rFonts w:hint="default" w:eastAsia="Calibri"/>
+          <w:b w:val="0"/>
+          <w:bCs/>
+          <w:color w:val="auto"/>
+          <w:sz w:val="20"/>
+          <w:szCs w:val="20"/>
+          <w:lang w:val="en-US"/>
+        </w:rPr>
+        <w:t xml:space="preserve"> One of the most known mutated pathways in melanoma that has received a lot of importance for targeted therapeutic purposes is the MAPK signalling pathway </w:t>
+      </w:r>
+      <w:r>
+        <w:rPr>
+          <w:rFonts w:hint="default" w:eastAsia="Calibri"/>
+          <w:b w:val="0"/>
+          <w:bCs/>
+          <w:color w:val="0070C0"/>
+          <w:sz w:val="20"/>
+          <w:szCs w:val="20"/>
+          <w:lang w:val="en-US"/>
+        </w:rPr>
+        <w:t xml:space="preserve">(Wellbrock &amp; Arozarena, 2016). </w:t>
+      </w:r>
+      <w:r>
+        <w:rPr>
+          <w:rFonts w:hint="default" w:eastAsia="Calibri"/>
+          <w:b w:val="0"/>
+          <w:bCs/>
+          <w:color w:val="auto"/>
+          <w:sz w:val="20"/>
+          <w:szCs w:val="20"/>
+          <w:lang w:val="en-US"/>
+        </w:rPr>
+        <w:t>Mutations in each of the identified driver genes lead to deregulation of the MAPK/ERK pathway, leading to uncontrolled cell growth. BRAF subtype shows 52% of somatic mutations tumors, following that is NRAS (Neuroblastoma Ras viral oncogene)</w:t>
+      </w:r>
+      <w:r>
+        <w:rPr>
+          <w:rFonts w:hint="default" w:eastAsia="Calibri"/>
+          <w:b w:val="0"/>
+          <w:bCs/>
+          <w:color w:val="0070C0"/>
+          <w:sz w:val="20"/>
+          <w:szCs w:val="20"/>
+          <w:lang w:val="en-US"/>
+        </w:rPr>
+        <w:t xml:space="preserve"> (Davis, Shalin, &amp; Tackett, 2019). </w:t>
+      </w:r>
+      <w:r>
+        <w:rPr>
+          <w:rFonts w:hint="default" w:eastAsia="Calibri"/>
+          <w:b w:val="0"/>
+          <w:bCs/>
+          <w:color w:val="auto"/>
+          <w:sz w:val="20"/>
+          <w:szCs w:val="20"/>
+          <w:lang w:val="en-US"/>
+        </w:rPr>
+        <w:t xml:space="preserve">The average age of diagnosis is 65 but before age 50, the number of women diagnosed are more than men. Among all people diagnosed with melanoma of the skin, the 5-year relative survival rate from the time of diagnosis is approximately 95%, with survival rates reaching nearly 100% for localized cases </w:t>
+      </w:r>
+      <w:r>
+        <w:rPr>
+          <w:rFonts w:hint="default" w:eastAsia="Calibri"/>
+          <w:b w:val="0"/>
+          <w:bCs/>
+          <w:color w:val="0070C0"/>
+          <w:sz w:val="20"/>
+          <w:szCs w:val="20"/>
+          <w:lang w:val="en-US"/>
+        </w:rPr>
+        <w:t>(Cancer.Net Editorial Board, 2025).</w:t>
+      </w:r>
+      <w:r>
+        <w:rPr>
+          <w:rFonts w:hint="default" w:eastAsia="Calibri"/>
+          <w:b w:val="0"/>
+          <w:bCs/>
+          <w:color w:val="auto"/>
+          <w:sz w:val="20"/>
+          <w:szCs w:val="20"/>
+          <w:lang w:val="en-US"/>
+        </w:rPr>
+        <w:t xml:space="preserve"> The primary or Stage I melanoma is found only in the skin and is relatively thin. Stage II melanoma extends through the epidermis and further into the dermis. It has a higher chance of spreading through the lymphatic system to a regional lymph node. Stage III is dependent on the size and number of lymph nodes </w:t>
+      </w:r>
+      <w:r>
+        <w:rPr>
+          <w:rFonts w:hint="default" w:eastAsia="Calibri"/>
+          <w:b w:val="0"/>
+          <w:bCs/>
+          <w:color w:val="0070C0"/>
+          <w:sz w:val="20"/>
+          <w:szCs w:val="20"/>
+          <w:lang w:val="en-US"/>
+        </w:rPr>
+        <w:t>(Cancer.Net Editorial Board, 2025).</w:t>
+      </w:r>
+      <w:r>
+        <w:rPr>
+          <w:rFonts w:hint="default" w:eastAsia="Calibri"/>
+          <w:b w:val="0"/>
+          <w:bCs/>
+          <w:color w:val="auto"/>
+          <w:sz w:val="20"/>
+          <w:szCs w:val="20"/>
+          <w:lang w:val="en-US"/>
+        </w:rPr>
+        <w:t xml:space="preserve"> Stage IV describes melanoma that has spread through the bloodstream to other parts of the body, such as distant locations like soft tissue, distant lymph nodes, or other organs like the lung, liver, brain, bone, or gastrointestinal tract </w:t>
+      </w:r>
+      <w:r>
+        <w:rPr>
+          <w:rFonts w:hint="default" w:eastAsia="Calibri"/>
+          <w:b w:val="0"/>
+          <w:bCs/>
+          <w:color w:val="0070C0"/>
+          <w:sz w:val="20"/>
+          <w:szCs w:val="20"/>
+          <w:lang w:val="en-US"/>
+        </w:rPr>
+        <w:t>(Cancer.Net Editorial Board, 2025).</w:t>
+      </w:r>
+      <w:r>
+        <w:rPr>
+          <w:rFonts w:hint="default" w:eastAsia="Calibri"/>
+          <w:b w:val="0"/>
+          <w:bCs/>
+          <w:color w:val="auto"/>
+          <w:sz w:val="20"/>
+          <w:szCs w:val="20"/>
+          <w:lang w:val="en-US"/>
+        </w:rPr>
+        <w:t xml:space="preserve"> There have been some clinically approved drugs against melanoma. Trametinib was basically designed for BRAF. But a few patients who had mutant NRAS affected cells were tested with this drug (LigPlus, 2025). Patients with solid tumors were targeted using Binimetinib. It is a type of MEK inhibitor specifically for mutant NRAS</w:t>
+      </w:r>
+      <w:r>
+        <w:rPr>
+          <w:rFonts w:hint="default" w:eastAsia="Calibri"/>
+          <w:b w:val="0"/>
+          <w:bCs/>
+          <w:color w:val="0070C0"/>
+          <w:sz w:val="20"/>
+          <w:szCs w:val="20"/>
+          <w:lang w:val="en-US"/>
+        </w:rPr>
+        <w:t xml:space="preserve"> (Johnson &amp; Puzanov, 2015).</w:t>
+      </w:r>
+      <w:r>
+        <w:rPr>
+          <w:rFonts w:hint="default" w:eastAsia="Calibri"/>
+          <w:b w:val="0"/>
+          <w:bCs/>
+          <w:color w:val="auto"/>
+          <w:sz w:val="20"/>
+          <w:szCs w:val="20"/>
+          <w:lang w:val="en-US"/>
+        </w:rPr>
+        <w:t xml:space="preserve"> A cysteine residue of post translational modification of RAS are the Farnesyltransferase inhibitors. Initially, they were developed for targeting NRAS in combination with other drugs. But since no potential output was obtained, clinical trials have stopped taking place now </w:t>
+      </w:r>
+      <w:r>
+        <w:rPr>
+          <w:rFonts w:hint="default" w:eastAsia="Calibri"/>
+          <w:b w:val="0"/>
+          <w:bCs/>
+          <w:color w:val="0070C0"/>
+          <w:sz w:val="20"/>
+          <w:szCs w:val="20"/>
+          <w:lang w:val="en-US"/>
+        </w:rPr>
+        <w:t>(Johnson &amp; Puzanov, 2015).</w:t>
+      </w:r>
+      <w:r>
+        <w:rPr>
+          <w:rFonts w:hint="default" w:eastAsia="Calibri"/>
+          <w:b w:val="0"/>
+          <w:bCs/>
+          <w:color w:val="auto"/>
+          <w:sz w:val="20"/>
+          <w:szCs w:val="20"/>
+          <w:lang w:val="en-US"/>
+        </w:rPr>
+        <w:t xml:space="preserve"> Cobimetinib shows a great yield of activity when combined with Vemurafenib. About more than 80% reactivity of BRAF 600-mutant was observed with this therapy </w:t>
+      </w:r>
+      <w:r>
+        <w:rPr>
+          <w:rFonts w:hint="default" w:eastAsia="Calibri"/>
+          <w:b w:val="0"/>
+          <w:bCs/>
+          <w:color w:val="0070C0"/>
+          <w:sz w:val="20"/>
+          <w:szCs w:val="20"/>
+          <w:lang w:val="en-US"/>
+        </w:rPr>
+        <w:t xml:space="preserve">(Johnson &amp; Puzanov, 2015). </w:t>
+      </w:r>
+      <w:r>
+        <w:rPr>
+          <w:rFonts w:hint="default" w:eastAsia="Calibri"/>
+          <w:b w:val="0"/>
+          <w:bCs/>
+          <w:color w:val="auto"/>
+          <w:sz w:val="20"/>
+          <w:szCs w:val="20"/>
+          <w:lang w:val="en-US"/>
+        </w:rPr>
+        <w:t xml:space="preserve">A MEK associated inhibitor in humans shows a half way response to NRAS activity while in xenographs it is a therapy for RAS and RAF. Presently under clinical trials, Dabrafenib was developed for treatment against BRAF </w:t>
+      </w:r>
+      <w:r>
+        <w:rPr>
+          <w:rFonts w:hint="default" w:eastAsia="Calibri"/>
+          <w:b w:val="0"/>
+          <w:bCs/>
+          <w:color w:val="0070C0"/>
+          <w:sz w:val="20"/>
+          <w:szCs w:val="20"/>
+          <w:lang w:val="en-US"/>
+        </w:rPr>
+        <w:t>(Johnson &amp; Puzanov, 2015).</w:t>
+      </w:r>
+      <w:r>
+        <w:rPr>
+          <w:rFonts w:hint="default" w:eastAsia="Calibri"/>
+          <w:b w:val="0"/>
+          <w:bCs/>
+          <w:color w:val="auto"/>
+          <w:sz w:val="20"/>
+          <w:szCs w:val="20"/>
+          <w:lang w:val="en-US"/>
+        </w:rPr>
+        <w:t xml:space="preserve"> NRAS gene produces N-Ras protein. It acts like a switch for GTP and GDP molecules which is turned On and Off. The N-Ras protein must be turned on by attaching to a molecule of GTP. The N-Ras protein is turned off when it converts the GTP to GDP. When the switch is turned off no activation and no signalling is seen by NRAS. This gene belongs to oncogenic family which are cancer causing genes. The proteins produced from NRAS are GTPases. These proteins play important roles in cell division, cell differentiation, and cell proliferation. In N-Ras, the differences cluster at residues 94–95 (helix 3) and 131–132 (helix 4) </w:t>
+      </w:r>
+      <w:r>
+        <w:rPr>
+          <w:rFonts w:hint="default" w:eastAsia="Calibri"/>
+          <w:b w:val="0"/>
+          <w:bCs/>
+          <w:color w:val="0070C0"/>
+          <w:sz w:val="20"/>
+          <w:szCs w:val="20"/>
+          <w:lang w:val="en-US"/>
+        </w:rPr>
+        <w:t>(Johnson et al., 2017).</w:t>
+      </w:r>
+      <w:r>
+        <w:rPr>
+          <w:rFonts w:hint="default" w:eastAsia="Calibri"/>
+          <w:b w:val="0"/>
+          <w:bCs/>
+          <w:color w:val="auto"/>
+          <w:sz w:val="20"/>
+          <w:szCs w:val="20"/>
+          <w:lang w:val="en-US"/>
+        </w:rPr>
+        <w:t xml:space="preserve"> A clear difference between isoforms of NRAS is the binding of (RBD) Ras Binding Domain </w:t>
+      </w:r>
+      <w:r>
+        <w:rPr>
+          <w:rFonts w:hint="default" w:eastAsia="Calibri"/>
+          <w:b w:val="0"/>
+          <w:bCs/>
+          <w:color w:val="0070C0"/>
+          <w:sz w:val="20"/>
+          <w:szCs w:val="20"/>
+          <w:lang w:val="en-US"/>
+        </w:rPr>
+        <w:t xml:space="preserve">(Johnson et al., 2017). </w:t>
+      </w:r>
+      <w:r>
+        <w:rPr>
+          <w:rFonts w:hint="default" w:eastAsia="Calibri"/>
+          <w:b w:val="0"/>
+          <w:bCs/>
+          <w:color w:val="auto"/>
+          <w:sz w:val="20"/>
+          <w:szCs w:val="20"/>
+          <w:lang w:val="en-US"/>
+        </w:rPr>
+        <w:t xml:space="preserve">The G-domain, which catalyses GTP hydrolysis and mediates downstream signalling, is 95% conserved between the Ras isoforms. The Wild Type NRAS has a total of 189 amino acids. The overall structure can be divided into a catalytic G domain, which is comprised (residues 1-86) and (residues 87-166). This is the first crystal structure of NRAS solved at 1.67Å resolution </w:t>
+      </w:r>
+      <w:r>
+        <w:rPr>
+          <w:rFonts w:hint="default" w:eastAsia="Calibri"/>
+          <w:b w:val="0"/>
+          <w:bCs/>
+          <w:color w:val="0070C0"/>
+          <w:sz w:val="20"/>
+          <w:szCs w:val="20"/>
+          <w:lang w:val="en-US"/>
+        </w:rPr>
+        <w:t>(Johnson et al., 2017).</w:t>
+      </w:r>
+      <w:r>
+        <w:rPr>
+          <w:rFonts w:hint="default" w:eastAsia="Calibri"/>
+          <w:b w:val="0"/>
+          <w:bCs/>
+          <w:color w:val="auto"/>
+          <w:sz w:val="20"/>
+          <w:szCs w:val="20"/>
+          <w:lang w:val="en-US"/>
+        </w:rPr>
+        <w:t xml:space="preserve"> Although targeted inhibitors have been successfully developed for BRAF mutations, effective therapies directly targeting mutant NRAS are lacking and existing MEK inhibitors have shown only modest clinical success. This unmet medical need motivates the search for novel inhibitors specifically against oncogenic NRAS. In this study, we utilized structure-based virtual screening and molecular docking to explore a comprehensive library of natural compounds from the ZINC database, computationally modeling clinically relevant NRAS mutations at codons 12, 13, and 61 (ZINC Database, 2025). Our screening identified several promising natural compounds with strong predicted binding affinity and stabilizing interactions with critical NRAS residues, providing a valuable starting point for further drug development. The findings underscore the power of computational approaches to accelerate early discovery of specific inhibitors targeting difficult oncogenic drivers in melanoma.</w:t>
+      </w:r>
+    </w:p>
+    <w:p>
+      <w:pPr>
+        <w:jc w:val="both"/>
+        <w:rPr>
+          <w:rFonts w:hint="default" w:eastAsia="Calibri"/>
+          <w:b w:val="0"/>
+          <w:bCs/>
           <w:color w:val="0070C0"/>
           <w:sz w:val="20"/>
           <w:szCs w:val="20"/>
@@ -1411,92 +1451,322 @@
       <w:pPr>
         <w:jc w:val="both"/>
         <w:rPr>
+          <w:rFonts w:hint="default" w:eastAsia="Calibri"/>
+          <w:b w:val="0"/>
+          <w:bCs/>
+          <w:color w:val="auto"/>
+          <w:sz w:val="20"/>
+          <w:szCs w:val="20"/>
+        </w:rPr>
+      </w:pPr>
+      <w:r>
+        <w:rPr>
+          <w:rFonts w:hint="default" w:eastAsia="Calibri"/>
+          <w:b w:val="0"/>
+          <w:bCs/>
+          <w:color w:val="auto"/>
+          <w:sz w:val="20"/>
+          <w:szCs w:val="20"/>
+        </w:rPr>
+        <w:t>The KEGG database</w:t>
+      </w:r>
+      <w:r>
+        <w:rPr>
+          <w:rFonts w:hint="default" w:eastAsia="Calibri"/>
+          <w:b w:val="0"/>
+          <w:bCs/>
+          <w:color w:val="0070C0"/>
+          <w:sz w:val="20"/>
+          <w:szCs w:val="20"/>
+        </w:rPr>
+        <w:t xml:space="preserve"> (Kanehisa &amp; Goto, 2000)</w:t>
+      </w:r>
+      <w:r>
+        <w:rPr>
+          <w:rFonts w:hint="default" w:eastAsia="Calibri"/>
+          <w:b w:val="0"/>
+          <w:bCs/>
+          <w:color w:val="auto"/>
+          <w:sz w:val="20"/>
+          <w:szCs w:val="20"/>
+        </w:rPr>
+        <w:t xml:space="preserve"> was used to study the melanoma pathway. Dysregulation of the MAPK pathway is very common in many cancers due to mutations in the RAS gene. The MAPK pathway is one of the major pathways involved in the progress of melanoma and so it was chosen for this study. It harbours BRAF, NRAS, ERK, and MEK as its components. About 28% of the mutations are seen in NRAS of this pathway </w:t>
+      </w:r>
+      <w:r>
+        <w:rPr>
+          <w:rFonts w:hint="default" w:eastAsia="Calibri"/>
+          <w:b w:val="0"/>
+          <w:bCs/>
+          <w:color w:val="0070C0"/>
+          <w:sz w:val="20"/>
+          <w:szCs w:val="20"/>
+        </w:rPr>
+        <w:t>(Cancer.Net Editorial Board, 2025).</w:t>
+      </w:r>
+    </w:p>
+    <w:p>
+      <w:pPr>
+        <w:jc w:val="both"/>
+        <w:rPr>
+          <w:rFonts w:hint="default" w:eastAsia="Calibri"/>
+          <w:b/>
+          <w:color w:val="0070C0"/>
+          <w:sz w:val="20"/>
+          <w:szCs w:val="20"/>
+        </w:rPr>
+      </w:pPr>
+    </w:p>
+    <w:p>
+      <w:pPr>
+        <w:jc w:val="both"/>
+        <w:rPr>
+          <w:rFonts w:eastAsia="Calibri"/>
+          <w:b/>
+          <w:color w:val="0070C0"/>
+          <w:sz w:val="20"/>
+          <w:szCs w:val="20"/>
+          <w:lang w:val="en-US"/>
+        </w:rPr>
+      </w:pPr>
+      <w:r>
+        <w:rPr>
+          <w:rFonts w:eastAsia="Calibri"/>
+          <w:b/>
+          <w:color w:val="0070C0"/>
+          <w:sz w:val="20"/>
+          <w:szCs w:val="20"/>
+          <w:lang w:val="en-US"/>
+        </w:rPr>
+        <w:t xml:space="preserve">2.1.2. Protein Preparation </w:t>
+      </w:r>
+    </w:p>
+    <w:p>
+      <w:pPr>
+        <w:jc w:val="both"/>
+        <w:rPr>
+          <w:rFonts w:eastAsia="Calibri"/>
+          <w:b/>
+          <w:color w:val="0070C0"/>
+          <w:sz w:val="20"/>
+          <w:szCs w:val="20"/>
+          <w:lang w:val="en-US"/>
+        </w:rPr>
+      </w:pPr>
+    </w:p>
+    <w:p>
+      <w:pPr>
+        <w:jc w:val="both"/>
+        <w:rPr>
           <w:rFonts w:eastAsia="TimesNewRomanPSMT"/>
           <w:sz w:val="20"/>
           <w:szCs w:val="20"/>
-          <w:lang w:val="en-US"/>
-        </w:rPr>
-      </w:pPr>
+        </w:rPr>
+      </w:pPr>
+      <w:r>
+        <w:rPr>
+          <w:rFonts w:hint="default" w:eastAsia="TimesNewRomanPSMT"/>
+          <w:sz w:val="20"/>
+          <w:szCs w:val="20"/>
+        </w:rPr>
+        <w:t xml:space="preserve">The wild type NRAS structure with the best resolution and well curated in UniProt was selected. The PDB ID of this structure was 5UHV and UniProtKB ID was P01111. NRAS is a small GTPase structure. A clear difference between isoforms of NRAS is the binding of Ras Binding Domain </w:t>
+      </w:r>
+      <w:r>
+        <w:rPr>
+          <w:rFonts w:hint="default" w:eastAsia="TimesNewRomanPSMT"/>
+          <w:color w:val="0070C0"/>
+          <w:sz w:val="20"/>
+          <w:szCs w:val="20"/>
+        </w:rPr>
+        <w:t>(Johnson et al., 2017).</w:t>
+      </w:r>
+      <w:r>
+        <w:rPr>
+          <w:rFonts w:hint="default" w:eastAsia="TimesNewRomanPSMT"/>
+          <w:sz w:val="20"/>
+          <w:szCs w:val="20"/>
+        </w:rPr>
+        <w:t xml:space="preserve"> NRAS has only the A chain associated with it. Hence, docking was carried out on the A chain of NRAS on the active site. The G-domain, catalysing GTP hydrolysis and mediating downstream signalling, is 95% conserved between the Ras isoforms </w:t>
+      </w:r>
+      <w:r>
+        <w:rPr>
+          <w:rFonts w:hint="default" w:eastAsia="TimesNewRomanPSMT"/>
+          <w:color w:val="0070C0"/>
+          <w:sz w:val="20"/>
+          <w:szCs w:val="20"/>
+        </w:rPr>
+        <w:t>(Johnson et al., 2017).</w:t>
+      </w:r>
+      <w:r>
+        <w:rPr>
+          <w:rFonts w:hint="default" w:eastAsia="TimesNewRomanPSMT"/>
+          <w:sz w:val="20"/>
+          <w:szCs w:val="20"/>
+        </w:rPr>
+        <w:t xml:space="preserve"> The wild type NRAS has a total of 189 amino acids. The overall structure can be divided into a catalytic G domain, which is comprised of residues 1-86 and 87-166 </w:t>
+      </w:r>
+      <w:r>
+        <w:rPr>
+          <w:rFonts w:hint="default" w:eastAsia="TimesNewRomanPSMT"/>
+          <w:color w:val="0070C0"/>
+          <w:sz w:val="20"/>
+          <w:szCs w:val="20"/>
+        </w:rPr>
+        <w:t>(Johnson et al., 2017).</w:t>
+      </w:r>
       <w:r>
         <w:rPr>
           <w:rFonts w:eastAsia="TimesNewRomanPSMT"/>
-          <w:sz w:val="20"/>
-          <w:szCs w:val="20"/>
-        </w:rPr>
-        <w:t>The KEGG database</w:t>
-      </w:r>
-      <w:r>
+          <w:color w:val="0070C0"/>
+          <w:sz w:val="20"/>
+          <w:szCs w:val="20"/>
+        </w:rPr>
+        <w:t xml:space="preserve"> </w:t>
+      </w:r>
+    </w:p>
+    <w:p>
+      <w:pPr>
+        <w:jc w:val="both"/>
         <w:rPr>
           <w:rFonts w:eastAsia="TimesNewRomanPSMT"/>
           <w:sz w:val="20"/>
           <w:szCs w:val="20"/>
-          <w:vertAlign w:val="superscript"/>
-          <w:lang w:val="en-US"/>
-        </w:rPr>
-        <w:t>14</w:t>
-      </w:r>
-      <w:r>
-        <w:rPr>
-          <w:rFonts w:eastAsia="TimesNewRomanPSMT"/>
-          <w:sz w:val="20"/>
-          <w:szCs w:val="20"/>
-          <w:lang w:val="en-US"/>
-        </w:rPr>
+        </w:rPr>
+      </w:pPr>
+    </w:p>
+    <w:p>
+      <w:pPr>
+        <w:jc w:val="both"/>
+        <w:rPr>
+          <w:rFonts w:eastAsia="Calibri"/>
+          <w:b/>
+          <w:color w:val="0070C0"/>
+          <w:sz w:val="20"/>
+          <w:szCs w:val="20"/>
+          <w:lang w:val="en-US"/>
+        </w:rPr>
+      </w:pPr>
+      <w:r>
+        <w:rPr>
+          <w:rFonts w:eastAsia="Calibri"/>
+          <w:b/>
+          <w:color w:val="0070C0"/>
+          <w:sz w:val="20"/>
+          <w:szCs w:val="20"/>
+          <w:lang w:val="en-US"/>
+        </w:rPr>
+        <w:t>2.1.3.</w:t>
+      </w:r>
+      <w:r>
         <w:t xml:space="preserve"> </w:t>
       </w:r>
       <w:r>
         <w:rPr>
-          <w:rFonts w:eastAsia="TimesNewRomanPSMT"/>
-          <w:sz w:val="20"/>
-          <w:szCs w:val="20"/>
-        </w:rPr>
-        <w:t>was used to study the melanoma pathway. Dysregulation of MAPK pathway is very common in many cancers due to mutations in RAS ge</w:t>
-      </w:r>
-      <w:r>
-        <w:rPr>
-          <w:rFonts w:hint="default" w:eastAsia="TimesNewRomanPSMT"/>
-          <w:sz w:val="20"/>
-          <w:szCs w:val="20"/>
-          <w:lang w:val="en-US"/>
-        </w:rPr>
-        <w:t>ne.</w:t>
-      </w:r>
-      <w:r>
-        <w:rPr>
-          <w:rFonts w:eastAsia="TimesNewRomanPSMT"/>
-          <w:sz w:val="20"/>
-          <w:szCs w:val="20"/>
-        </w:rPr>
-        <w:t xml:space="preserve"> The MAPK pathway is one of the major pathways involved in progress of melanoma and so it was chosen for this study. It harbours BRAF, NRAS, ERK and MEK as it’s components. About 28% of the mutations are seen in NRAS of this pathway</w:t>
-      </w:r>
-      <w:r>
-        <w:rPr>
-          <w:rFonts w:eastAsia="TimesNewRomanPSMT"/>
-          <w:sz w:val="20"/>
-          <w:szCs w:val="20"/>
-          <w:vertAlign w:val="superscript"/>
-          <w:lang w:val="en-US"/>
-        </w:rPr>
-        <w:t>3</w:t>
-      </w:r>
-      <w:r>
-        <w:rPr>
-          <w:rFonts w:eastAsia="TimesNewRomanPSMT"/>
-          <w:sz w:val="20"/>
-          <w:szCs w:val="20"/>
-        </w:rPr>
-        <w:t>.</w:t>
-      </w:r>
-    </w:p>
-    <w:p>
-      <w:pPr>
-        <w:jc w:val="both"/>
-        <w:rPr>
           <w:rFonts w:eastAsia="Calibri"/>
           <w:b/>
           <w:color w:val="0070C0"/>
           <w:sz w:val="20"/>
           <w:szCs w:val="20"/>
+          <w:lang w:val="en-US"/>
+        </w:rPr>
+        <w:t xml:space="preserve">Protein Structure Validation </w:t>
+      </w:r>
+    </w:p>
+    <w:p>
+      <w:pPr>
+        <w:jc w:val="both"/>
+        <w:rPr>
+          <w:rFonts w:eastAsia="Calibri"/>
+          <w:sz w:val="20"/>
+          <w:szCs w:val="20"/>
+          <w:lang w:val="en-US"/>
+        </w:rPr>
+      </w:pPr>
+    </w:p>
+    <w:p>
+      <w:pPr>
+        <w:jc w:val="both"/>
+        <w:rPr>
+          <w:rFonts w:hint="default"/>
+          <w:sz w:val="20"/>
+          <w:szCs w:val="20"/>
+        </w:rPr>
+      </w:pPr>
+      <w:r>
+        <w:rPr>
+          <w:rFonts w:hint="default"/>
+          <w:sz w:val="20"/>
+          <w:szCs w:val="20"/>
+        </w:rPr>
+        <w:t xml:space="preserve">ProSA </w:t>
+      </w:r>
+      <w:r>
+        <w:rPr>
+          <w:rFonts w:hint="default"/>
+          <w:color w:val="0070C0"/>
+          <w:sz w:val="20"/>
+          <w:szCs w:val="20"/>
+        </w:rPr>
+        <w:t>(Wiederstein &amp; Sippl, 2007)</w:t>
+      </w:r>
+      <w:r>
+        <w:rPr>
+          <w:rFonts w:hint="default"/>
+          <w:sz w:val="20"/>
+          <w:szCs w:val="20"/>
+        </w:rPr>
+        <w:t xml:space="preserve"> is frequently used for protein structure validation. ProSA calculates an overall quality score for a specific input structure. The z-score indicates overall model quality </w:t>
+      </w:r>
+      <w:r>
+        <w:rPr>
+          <w:rFonts w:hint="default"/>
+          <w:color w:val="0070C0"/>
+          <w:sz w:val="20"/>
+          <w:szCs w:val="20"/>
+        </w:rPr>
+        <w:t>(Wiederstein &amp; Sippl, 2007).</w:t>
+      </w:r>
+      <w:r>
+        <w:rPr>
+          <w:rFonts w:hint="default"/>
+          <w:sz w:val="20"/>
+          <w:szCs w:val="20"/>
+        </w:rPr>
+        <w:t xml:space="preserve"> Its value is displayed in a plot showing the z-scores of all protein chains in the current PDB. ProSA-web visualizes the 3D structure of the input protein using the molecule viewer Jmol. ProSA was used for validation of the structure of mutant NRAS built in SPDBV. PROCHECK </w:t>
+      </w:r>
+      <w:r>
+        <w:rPr>
+          <w:rFonts w:hint="default"/>
+          <w:color w:val="0070C0"/>
+          <w:sz w:val="20"/>
+          <w:szCs w:val="20"/>
+        </w:rPr>
+        <w:t xml:space="preserve">(Laskowski et al., 1993), </w:t>
+      </w:r>
+      <w:r>
+        <w:rPr>
+          <w:rFonts w:hint="default"/>
+          <w:sz w:val="20"/>
+          <w:szCs w:val="20"/>
+        </w:rPr>
+        <w:t xml:space="preserve">a model evaluation and validation tool, checks for the stereochemical quality of a protein structure producing residue-by-residue geometry plots. It includes PROCHECK-NMR for checking the quality of structures solved by NMR. The G-factor provides a measure of how normal or unusual the property is. It gives the Ramachandran plot to understand if the residues are in allowed or disallowed regions. PROCHECK was used for validation of the structure of mutant NRAS built in SPDBV </w:t>
+      </w:r>
+      <w:r>
+        <w:rPr>
+          <w:rFonts w:hint="default"/>
+          <w:color w:val="0070C0"/>
+          <w:sz w:val="20"/>
+          <w:szCs w:val="20"/>
+        </w:rPr>
+        <w:t>(Laskowski et al., 1993).</w:t>
+      </w:r>
+    </w:p>
+    <w:p>
+      <w:pPr>
+        <w:jc w:val="both"/>
+        <w:rPr>
+          <w:rFonts w:hint="default"/>
+          <w:sz w:val="20"/>
+          <w:szCs w:val="20"/>
         </w:rPr>
       </w:pPr>
     </w:p>
@@ -1521,12 +1791,12 @@
           <w:szCs w:val="20"/>
           <w:lang w:val="en-US"/>
         </w:rPr>
-        <w:t xml:space="preserve">2.1.2. Protein Preparation </w:t>
-      </w:r>
-    </w:p>
-    <w:p>
-      <w:pPr>
-        <w:jc w:val="both"/>
+        <w:t>2.1.4.</w:t>
+      </w:r>
+      <w:r>
+        <w:t xml:space="preserve"> </w:t>
+      </w:r>
+      <w:r>
         <w:rPr>
           <w:rFonts w:eastAsia="Calibri"/>
           <w:b/>
@@ -1535,83 +1805,112 @@
           <w:szCs w:val="20"/>
           <w:lang w:val="en-US"/>
         </w:rPr>
-      </w:pPr>
-    </w:p>
-    <w:p>
-      <w:pPr>
-        <w:jc w:val="both"/>
-        <w:rPr>
-          <w:rFonts w:eastAsia="TimesNewRomanPSMT"/>
-          <w:sz w:val="20"/>
-          <w:szCs w:val="20"/>
-        </w:rPr>
-      </w:pPr>
-      <w:r>
-        <w:rPr>
-          <w:rFonts w:eastAsia="TimesNewRomanPSMT"/>
-          <w:sz w:val="20"/>
-          <w:szCs w:val="20"/>
-        </w:rPr>
-        <w:t>The wild type NRAS structure with best resolution and well curated in UniProt was selected. The PDB ID of this structure was 5UHV and UniportKB ID was P01111. NRAS is a small GTPase structure. A clear difference between isoforms of NRas is the binding of Ras Binding Domain</w:t>
-      </w:r>
-      <w:r>
-        <w:rPr>
-          <w:sz w:val="20"/>
-          <w:szCs w:val="20"/>
-          <w:vertAlign w:val="superscript"/>
-          <w:lang w:val="en-US"/>
-        </w:rPr>
-        <w:t>1</w:t>
-      </w:r>
-      <w:r>
-        <w:rPr>
-          <w:sz w:val="20"/>
-          <w:szCs w:val="20"/>
-          <w:lang w:val="en-US"/>
-        </w:rPr>
-        <w:t xml:space="preserve">. </w:t>
-      </w:r>
-      <w:r>
-        <w:rPr>
-          <w:rFonts w:eastAsia="TimesNewRomanPSMT"/>
-          <w:sz w:val="20"/>
-          <w:szCs w:val="20"/>
-        </w:rPr>
-        <w:t>NRAS has only A chain associated with it. Hence, docking carried out on the A chain of NRAS on the active site. The G-domain, catalysing GTP hydrolysis and mediating downstream signalling is 95% conserved between the Ras isoforms</w:t>
-      </w:r>
-      <w:r>
-        <w:rPr>
-          <w:sz w:val="20"/>
-          <w:szCs w:val="20"/>
-          <w:vertAlign w:val="superscript"/>
-          <w:lang w:val="en-US"/>
-        </w:rPr>
-        <w:t>1</w:t>
-      </w:r>
-      <w:r>
-        <w:rPr>
-          <w:sz w:val="20"/>
-          <w:szCs w:val="20"/>
-          <w:lang w:val="en-US"/>
-        </w:rPr>
-        <w:t xml:space="preserve">. </w:t>
-      </w:r>
-      <w:r>
-        <w:rPr>
-          <w:rFonts w:eastAsia="TimesNewRomanPSMT"/>
-          <w:sz w:val="20"/>
-          <w:szCs w:val="20"/>
-        </w:rPr>
-        <w:t xml:space="preserve">The Wild Type NRAS has a total of 189 amino acids. The overall structure can be divided into a catalytic G domain, which is comprised (residues 1-86) and (residues 87-166). </w:t>
-      </w:r>
-    </w:p>
-    <w:p>
-      <w:pPr>
-        <w:jc w:val="both"/>
-        <w:rPr>
-          <w:rFonts w:eastAsia="TimesNewRomanPSMT"/>
-          <w:sz w:val="20"/>
-          <w:szCs w:val="20"/>
+        <w:t>Compound Library Curation and Filtering</w:t>
+      </w:r>
+    </w:p>
+    <w:p>
+      <w:pPr>
+        <w:jc w:val="both"/>
+        <w:rPr>
+          <w:sz w:val="20"/>
+          <w:szCs w:val="20"/>
+        </w:rPr>
+      </w:pPr>
+    </w:p>
+    <w:p>
+      <w:pPr>
+        <w:jc w:val="both"/>
+        <w:rPr>
+          <w:rFonts w:hint="default" w:eastAsia="Calibri"/>
+          <w:bCs/>
+          <w:sz w:val="20"/>
+          <w:szCs w:val="20"/>
+          <w:lang w:val="en-US"/>
+        </w:rPr>
+      </w:pPr>
+      <w:r>
+        <w:rPr>
+          <w:rFonts w:hint="default" w:eastAsia="Calibri"/>
+          <w:bCs/>
+          <w:sz w:val="20"/>
+          <w:szCs w:val="20"/>
+          <w:lang w:val="en-US"/>
+        </w:rPr>
+        <w:t xml:space="preserve">The database used for obtaining natural compounds for screening was the ZINC Database </w:t>
+      </w:r>
+      <w:r>
+        <w:rPr>
+          <w:rFonts w:hint="default" w:eastAsia="Calibri"/>
+          <w:bCs/>
+          <w:color w:val="0070C0"/>
+          <w:sz w:val="20"/>
+          <w:szCs w:val="20"/>
+          <w:lang w:val="en-US"/>
+        </w:rPr>
+        <w:t>(ZINC Database, 2025).</w:t>
+      </w:r>
+      <w:r>
+        <w:rPr>
+          <w:rFonts w:hint="default" w:eastAsia="Calibri"/>
+          <w:bCs/>
+          <w:sz w:val="20"/>
+          <w:szCs w:val="20"/>
+          <w:lang w:val="en-US"/>
+        </w:rPr>
+        <w:t xml:space="preserve"> Natural products occupy an important part of the small molecule space because they are recognized by at least two proteins: the end of their biosynthetic pathway and their evolutionary biological target. The natural compounds screened were obtained from the ZINC natural product library. FAF-Drugs4 </w:t>
+      </w:r>
+      <w:r>
+        <w:rPr>
+          <w:rFonts w:hint="default" w:eastAsia="Calibri"/>
+          <w:bCs/>
+          <w:color w:val="0070C0"/>
+          <w:sz w:val="20"/>
+          <w:szCs w:val="20"/>
+          <w:lang w:val="en-US"/>
+        </w:rPr>
+        <w:t>(FAF-Drugs4, 2025)</w:t>
+      </w:r>
+      <w:r>
+        <w:rPr>
+          <w:rFonts w:hint="default" w:eastAsia="Calibri"/>
+          <w:bCs/>
+          <w:sz w:val="20"/>
+          <w:szCs w:val="20"/>
+          <w:lang w:val="en-US"/>
+        </w:rPr>
+        <w:t xml:space="preserve"> is a program for filtering large compound libraries prior to in silico screening or related modelling studies. The tool can perform computational prediction of some ADME-Tox properties (adsorption, distribution, metabolism, excretion, and toxicity) to assist hit selection before chemical synthesis or ordering </w:t>
+      </w:r>
+      <w:r>
+        <w:rPr>
+          <w:rFonts w:hint="default" w:eastAsia="Calibri"/>
+          <w:bCs/>
+          <w:color w:val="0070C0"/>
+          <w:sz w:val="20"/>
+          <w:szCs w:val="20"/>
+          <w:lang w:val="en-US"/>
+        </w:rPr>
+        <w:t>(FAF-Drugs4, 2025).</w:t>
+      </w:r>
+      <w:r>
+        <w:rPr>
+          <w:rFonts w:hint="default" w:eastAsia="Calibri"/>
+          <w:bCs/>
+          <w:sz w:val="20"/>
+          <w:szCs w:val="20"/>
+          <w:lang w:val="en-US"/>
+        </w:rPr>
+        <w:t xml:space="preserve"> This tool was used to filter out compounds in the ZINC database to remove interfering compounds and retain lead compounds with comparatively small log P for further optimization. PAINS moieties, or Pan Assay Interference Compounds, are compounds that occur frequently in biochemical high throughput screens.</w:t>
+      </w:r>
+    </w:p>
+    <w:p>
+      <w:pPr>
+        <w:jc w:val="both"/>
+        <w:rPr>
+          <w:rFonts w:hint="default" w:eastAsia="Calibri"/>
+          <w:bCs/>
+          <w:sz w:val="20"/>
+          <w:szCs w:val="20"/>
+          <w:lang w:val="en-US"/>
         </w:rPr>
       </w:pPr>
     </w:p>
@@ -1636,7 +1935,7 @@
           <w:szCs w:val="20"/>
           <w:lang w:val="en-US"/>
         </w:rPr>
-        <w:t>2.1.3.</w:t>
+        <w:t>2.1.5.</w:t>
       </w:r>
       <w:r>
         <w:t xml:space="preserve"> </w:t>
@@ -1650,527 +1949,90 @@
           <w:szCs w:val="20"/>
           <w:lang w:val="en-US"/>
         </w:rPr>
-        <w:t xml:space="preserve">Protein Structure Validation </w:t>
-      </w:r>
-    </w:p>
-    <w:p>
-      <w:pPr>
-        <w:jc w:val="both"/>
-        <w:rPr>
-          <w:rFonts w:eastAsia="Calibri"/>
-          <w:sz w:val="20"/>
-          <w:szCs w:val="20"/>
-          <w:lang w:val="en-US"/>
-        </w:rPr>
-      </w:pPr>
-    </w:p>
-    <w:p>
-      <w:pPr>
-        <w:jc w:val="both"/>
-        <w:rPr>
-          <w:sz w:val="20"/>
-          <w:szCs w:val="20"/>
-        </w:rPr>
-      </w:pPr>
-      <w:r>
-        <w:rPr>
-          <w:sz w:val="20"/>
-          <w:szCs w:val="20"/>
-        </w:rPr>
-        <w:t>ProSA</w:t>
-      </w:r>
-      <w:r>
-        <w:rPr>
-          <w:rFonts w:hint="default"/>
-          <w:sz w:val="20"/>
-          <w:szCs w:val="20"/>
-          <w:vertAlign w:val="superscript"/>
-          <w:lang w:val="en-US"/>
-        </w:rPr>
-        <w:t>11</w:t>
-      </w:r>
-      <w:r>
-        <w:rPr>
-          <w:sz w:val="20"/>
-          <w:szCs w:val="20"/>
-        </w:rPr>
-        <w:t xml:space="preserve"> is frequently in use for protein structure validation. ProSA calculates an overall quality score for a specific input structure. The z-score indicates overall model quality</w:t>
-      </w:r>
-      <w:r>
-        <w:rPr>
-          <w:sz w:val="20"/>
-          <w:szCs w:val="20"/>
-          <w:vertAlign w:val="superscript"/>
-          <w:lang w:val="en-US"/>
-        </w:rPr>
-        <w:t>9</w:t>
-      </w:r>
-      <w:r>
-        <w:rPr>
-          <w:sz w:val="20"/>
-          <w:szCs w:val="20"/>
-          <w:lang w:val="en-US"/>
-        </w:rPr>
-        <w:t xml:space="preserve">. </w:t>
-      </w:r>
-      <w:r>
-        <w:rPr>
-          <w:rFonts w:hint="default"/>
-          <w:sz w:val="20"/>
-          <w:szCs w:val="20"/>
-          <w:lang w:val="en-US"/>
-        </w:rPr>
-        <w:t>Its value is displayed in a plot showing the z-scores of all protein chains in the current PDB.</w:t>
-      </w:r>
-      <w:r>
-        <w:rPr>
-          <w:sz w:val="20"/>
-          <w:szCs w:val="20"/>
-        </w:rPr>
-        <w:t xml:space="preserve"> ProSA-web visualizes the 3D structure of the input protein using the molecule viewer Jmol.</w:t>
-      </w:r>
-      <w:r>
-        <w:rPr>
-          <w:sz w:val="20"/>
-          <w:szCs w:val="20"/>
-          <w:highlight w:val="none"/>
-        </w:rPr>
-        <w:t xml:space="preserve"> ProSA</w:t>
-      </w:r>
-      <w:r>
-        <w:rPr>
-          <w:rFonts w:hint="default"/>
-          <w:sz w:val="20"/>
-          <w:szCs w:val="20"/>
-          <w:highlight w:val="none"/>
-          <w:vertAlign w:val="superscript"/>
-          <w:lang w:val="en-US"/>
-        </w:rPr>
-        <w:t>11</w:t>
-      </w:r>
-      <w:r>
-        <w:rPr>
-          <w:sz w:val="20"/>
-          <w:szCs w:val="20"/>
-          <w:highlight w:val="none"/>
-        </w:rPr>
-        <w:t xml:space="preserve"> </w:t>
-      </w:r>
-      <w:r>
-        <w:rPr>
-          <w:sz w:val="20"/>
-          <w:szCs w:val="20"/>
-          <w:highlight w:val="none"/>
-        </w:rPr>
-        <w:t>was used for validation of the structure of Mutant NRAS build in SPDBV.</w:t>
-      </w:r>
-      <w:r>
-        <w:rPr>
-          <w:sz w:val="20"/>
-          <w:szCs w:val="20"/>
-        </w:rPr>
-        <w:t xml:space="preserve"> PROCHECK</w:t>
-      </w:r>
-      <w:r>
-        <w:rPr>
-          <w:sz w:val="20"/>
-          <w:szCs w:val="20"/>
-          <w:vertAlign w:val="superscript"/>
-          <w:lang w:val="en-US"/>
-        </w:rPr>
-        <w:t>10</w:t>
-      </w:r>
-      <w:r>
-        <w:rPr>
-          <w:sz w:val="20"/>
-          <w:szCs w:val="20"/>
-        </w:rPr>
-        <w:t xml:space="preserve"> being a model evaluation and validation tool. PROCHECK</w:t>
-      </w:r>
-      <w:r>
-        <w:rPr>
-          <w:sz w:val="20"/>
-          <w:szCs w:val="20"/>
-          <w:vertAlign w:val="superscript"/>
-          <w:lang w:val="en-US"/>
-        </w:rPr>
-        <w:t>10</w:t>
-      </w:r>
-      <w:r>
-        <w:rPr>
-          <w:sz w:val="20"/>
-          <w:szCs w:val="20"/>
-        </w:rPr>
-        <w:t xml:space="preserve"> checks for the stereochemical quality of a protein structure, producing several PostScript plots analysing its residue-by-residue geometry. It includes PROCHECK-NMR for checking the quality of structures solved by NMR technique. The G-factor will give measure of how normal or how unusual the property in itself is. It gives the Ramachandran plot to understand if the residues are in allowed or disallowed regions. </w:t>
-      </w:r>
-      <w:r>
-        <w:rPr>
-          <w:sz w:val="20"/>
-          <w:szCs w:val="20"/>
-          <w:highlight w:val="none"/>
-        </w:rPr>
-        <w:t>PROCHECK</w:t>
-      </w:r>
-      <w:r>
-        <w:rPr>
-          <w:sz w:val="20"/>
-          <w:szCs w:val="20"/>
-          <w:highlight w:val="none"/>
-          <w:vertAlign w:val="superscript"/>
-          <w:lang w:val="en-US"/>
-        </w:rPr>
-        <w:t>10</w:t>
-      </w:r>
-      <w:r>
-        <w:rPr>
-          <w:sz w:val="20"/>
-          <w:szCs w:val="20"/>
-          <w:highlight w:val="none"/>
-        </w:rPr>
-        <w:t xml:space="preserve"> was used for validation of the structure of Mutant NRAS build in SPDBV. </w:t>
-      </w:r>
-    </w:p>
-    <w:p>
-      <w:pPr>
-        <w:jc w:val="both"/>
-        <w:rPr>
-          <w:sz w:val="20"/>
-          <w:szCs w:val="20"/>
-        </w:rPr>
-      </w:pPr>
-    </w:p>
-    <w:p>
-      <w:pPr>
-        <w:jc w:val="both"/>
-        <w:rPr>
-          <w:rFonts w:eastAsia="Calibri"/>
-          <w:b/>
-          <w:color w:val="0070C0"/>
-          <w:sz w:val="20"/>
-          <w:szCs w:val="20"/>
-          <w:lang w:val="en-US"/>
-        </w:rPr>
-      </w:pPr>
-      <w:r>
-        <w:rPr>
-          <w:rFonts w:eastAsia="Calibri"/>
-          <w:b/>
-          <w:color w:val="0070C0"/>
-          <w:sz w:val="20"/>
-          <w:szCs w:val="20"/>
-          <w:lang w:val="en-US"/>
-        </w:rPr>
-        <w:t>2.1.4.</w:t>
-      </w:r>
-      <w:r>
-        <w:t xml:space="preserve"> </w:t>
-      </w:r>
-      <w:r>
-        <w:rPr>
-          <w:rFonts w:eastAsia="Calibri"/>
-          <w:b/>
-          <w:color w:val="0070C0"/>
-          <w:sz w:val="20"/>
-          <w:szCs w:val="20"/>
-          <w:lang w:val="en-US"/>
-        </w:rPr>
-        <w:t>Compound Library Curation and Filtering</w:t>
-      </w:r>
-    </w:p>
-    <w:p>
-      <w:pPr>
-        <w:jc w:val="both"/>
-        <w:rPr>
-          <w:sz w:val="20"/>
-          <w:szCs w:val="20"/>
-        </w:rPr>
-      </w:pPr>
-    </w:p>
-    <w:p>
-      <w:pPr>
-        <w:jc w:val="both"/>
-        <w:rPr>
-          <w:rFonts w:eastAsia="Calibri"/>
-          <w:bCs/>
-          <w:sz w:val="20"/>
-          <w:szCs w:val="20"/>
-          <w:lang w:val="en-US"/>
-        </w:rPr>
-      </w:pPr>
-      <w:r>
-        <w:rPr>
-          <w:sz w:val="20"/>
-          <w:szCs w:val="20"/>
-        </w:rPr>
-        <w:t>Database used for obtaining natural compounds for screening was Zinc DB</w:t>
-      </w:r>
-      <w:r>
-        <w:rPr>
-          <w:sz w:val="20"/>
-          <w:szCs w:val="20"/>
-          <w:vertAlign w:val="superscript"/>
-          <w:lang w:val="en-US"/>
-        </w:rPr>
-        <w:t>11</w:t>
-      </w:r>
-      <w:r>
-        <w:rPr>
-          <w:sz w:val="20"/>
-          <w:szCs w:val="20"/>
-        </w:rPr>
-        <w:t xml:space="preserve">. Natural products occupy an important part of small molecule space because they are recognized by at least two proteins: the end of their biosynthetic pathway and their evolutionary biological target. The natural compounds that were to be screened were obtained from Zinc Database natural product library. </w:t>
-      </w:r>
-      <w:r>
-        <w:rPr>
-          <w:rFonts w:eastAsia="Calibri"/>
-          <w:bCs/>
-          <w:sz w:val="20"/>
-          <w:szCs w:val="20"/>
-          <w:highlight w:val="none"/>
-          <w:lang w:val="en-US"/>
-        </w:rPr>
-        <w:t>FAFdrugs4</w:t>
-      </w:r>
-      <w:r>
+        <w:t>Virtual Screening and Molecular Docking</w:t>
+      </w:r>
+    </w:p>
+    <w:p>
+      <w:pPr>
+        <w:jc w:val="both"/>
+        <w:rPr>
+          <w:rFonts w:eastAsia="Calibri"/>
+          <w:bCs/>
+          <w:sz w:val="20"/>
+          <w:szCs w:val="20"/>
+          <w:lang w:val="en-US"/>
+        </w:rPr>
+      </w:pPr>
+    </w:p>
+    <w:p>
+      <w:pPr>
+        <w:jc w:val="both"/>
         <w:rPr>
           <w:rFonts w:hint="default" w:eastAsia="Calibri"/>
           <w:bCs/>
           <w:sz w:val="20"/>
           <w:szCs w:val="20"/>
-          <w:highlight w:val="none"/>
-          <w:vertAlign w:val="superscript"/>
-          <w:lang w:val="en-US"/>
-        </w:rPr>
-        <w:t>5</w:t>
-      </w:r>
-      <w:r>
-        <w:rPr>
-          <w:rFonts w:eastAsia="Calibri"/>
-          <w:bCs/>
-          <w:sz w:val="20"/>
-          <w:szCs w:val="20"/>
-          <w:lang w:val="en-US"/>
-        </w:rPr>
-        <w:t xml:space="preserve"> FAF-Drugs4 (Free ADME-Tox Filtering Tool) is a program for filtering large compound libraries prior to in silico screening experiments or related modelling studies</w:t>
-      </w:r>
-      <w:r>
-        <w:rPr>
-          <w:rFonts w:eastAsia="Calibri"/>
-          <w:bCs/>
-          <w:sz w:val="20"/>
-          <w:szCs w:val="20"/>
-          <w:vertAlign w:val="superscript"/>
-          <w:lang w:val="en-US"/>
-        </w:rPr>
-        <w:t>12</w:t>
-      </w:r>
-      <w:r>
-        <w:rPr>
-          <w:rFonts w:eastAsia="Calibri"/>
-          <w:bCs/>
-          <w:sz w:val="20"/>
-          <w:szCs w:val="20"/>
-          <w:lang w:val="en-US"/>
-        </w:rPr>
-        <w:t>. The tool can perform computational prediction of some ADME-Tox properties (Adsorption, Distribution, Metabolism, Excretion and Toxicity) in order to assist hit selection before chemical synthesis or ordering</w:t>
-      </w:r>
-      <w:r>
-        <w:rPr>
-          <w:rFonts w:eastAsia="Calibri"/>
-          <w:bCs/>
-          <w:sz w:val="20"/>
-          <w:szCs w:val="20"/>
-          <w:vertAlign w:val="superscript"/>
-          <w:lang w:val="en-US"/>
-        </w:rPr>
-        <w:t>12</w:t>
-      </w:r>
-      <w:r>
-        <w:rPr>
-          <w:rFonts w:eastAsia="Calibri"/>
-          <w:bCs/>
-          <w:sz w:val="20"/>
-          <w:szCs w:val="20"/>
-          <w:lang w:val="en-US"/>
-        </w:rPr>
-        <w:t xml:space="preserve">. This tool was used to filter out the natural compounds present in Zinc database to remove the interfering compounds and only use the lead compounds and the main aim is to have starting point molecules after screening that have the potential to be optimized with comparatively small log P and thus molecules that could be used further to increase affinity. PAINS moieties, standing for Pan Assay Interference Compounds, are compounds that frequently occurred in biochemical high throughput screens. </w:t>
-      </w:r>
-    </w:p>
-    <w:p>
-      <w:pPr>
-        <w:jc w:val="both"/>
-        <w:rPr>
-          <w:rFonts w:eastAsia="Calibri"/>
-          <w:bCs/>
-          <w:sz w:val="20"/>
-          <w:szCs w:val="20"/>
-          <w:lang w:val="en-US"/>
-        </w:rPr>
-      </w:pPr>
-    </w:p>
-    <w:p>
-      <w:pPr>
-        <w:jc w:val="both"/>
-        <w:rPr>
-          <w:rFonts w:eastAsia="Calibri"/>
-          <w:b/>
-          <w:color w:val="0070C0"/>
-          <w:sz w:val="20"/>
-          <w:szCs w:val="20"/>
-          <w:lang w:val="en-US"/>
-        </w:rPr>
-      </w:pPr>
-      <w:r>
-        <w:rPr>
-          <w:rFonts w:eastAsia="Calibri"/>
-          <w:b/>
-          <w:color w:val="0070C0"/>
-          <w:sz w:val="20"/>
-          <w:szCs w:val="20"/>
-          <w:lang w:val="en-US"/>
-        </w:rPr>
-        <w:t>2.1.5.</w:t>
-      </w:r>
-      <w:r>
-        <w:t xml:space="preserve"> </w:t>
-      </w:r>
-      <w:r>
-        <w:rPr>
-          <w:rFonts w:eastAsia="Calibri"/>
-          <w:b/>
-          <w:color w:val="0070C0"/>
-          <w:sz w:val="20"/>
-          <w:szCs w:val="20"/>
-          <w:lang w:val="en-US"/>
-        </w:rPr>
-        <w:t>Virtual Screening and Molecular Docking</w:t>
-      </w:r>
-    </w:p>
-    <w:p>
-      <w:pPr>
-        <w:jc w:val="both"/>
-        <w:rPr>
-          <w:rFonts w:eastAsia="Calibri"/>
-          <w:bCs/>
-          <w:sz w:val="20"/>
-          <w:szCs w:val="20"/>
-          <w:lang w:val="en-US"/>
-        </w:rPr>
-      </w:pPr>
-    </w:p>
-    <w:p>
-      <w:pPr>
-        <w:jc w:val="both"/>
-        <w:rPr>
-          <w:rFonts w:eastAsia="Calibri"/>
-          <w:bCs/>
-          <w:sz w:val="20"/>
-          <w:szCs w:val="20"/>
-          <w:lang w:val="en-US"/>
-        </w:rPr>
-      </w:pPr>
-      <w:r>
-        <w:rPr>
-          <w:rFonts w:eastAsia="Calibri"/>
-          <w:bCs/>
-          <w:sz w:val="20"/>
-          <w:szCs w:val="20"/>
-          <w:lang w:val="en-US"/>
-        </w:rPr>
-        <w:t>PyRx</w:t>
-      </w:r>
+          <w:lang w:val="en-US"/>
+        </w:rPr>
+      </w:pPr>
       <w:r>
         <w:rPr>
           <w:rFonts w:hint="default" w:eastAsia="Calibri"/>
           <w:bCs/>
           <w:sz w:val="20"/>
           <w:szCs w:val="20"/>
-          <w:vertAlign w:val="superscript"/>
-          <w:lang w:val="en-US"/>
-        </w:rPr>
-        <w:t>15</w:t>
-      </w:r>
-      <w:r>
-        <w:rPr>
-          <w:rFonts w:eastAsia="Calibri"/>
-          <w:bCs/>
-          <w:sz w:val="20"/>
-          <w:szCs w:val="20"/>
-          <w:lang w:val="en-US"/>
-        </w:rPr>
-        <w:t xml:space="preserve"> is a virtual screening tool which was used for docking of natural compounds. This uses AutoDock 4.2 suite for docking.</w:t>
-      </w:r>
-      <w:r>
-        <w:rPr>
-          <w:rFonts w:eastAsia="Calibri"/>
-          <w:bCs/>
-          <w:sz w:val="20"/>
-          <w:szCs w:val="20"/>
-          <w:highlight w:val="none"/>
-          <w:lang w:val="en-US"/>
-        </w:rPr>
-        <w:t xml:space="preserve"> The algorithm used is Lamarckian GA</w:t>
+          <w:lang w:val="en-US"/>
+        </w:rPr>
+        <w:t xml:space="preserve">PyRx </w:t>
       </w:r>
       <w:r>
         <w:rPr>
           <w:rFonts w:hint="default" w:eastAsia="Calibri"/>
           <w:bCs/>
-          <w:sz w:val="20"/>
-          <w:szCs w:val="20"/>
-          <w:highlight w:val="none"/>
-          <w:vertAlign w:val="superscript"/>
-          <w:lang w:val="en-US"/>
-        </w:rPr>
-        <w:t>15</w:t>
-      </w:r>
-      <w:r>
-        <w:rPr>
-          <w:rFonts w:eastAsia="Calibri"/>
-          <w:bCs/>
-          <w:sz w:val="20"/>
-          <w:szCs w:val="20"/>
-          <w:highlight w:val="none"/>
-          <w:lang w:val="en-US"/>
-        </w:rPr>
-        <w:t>. The to</w:t>
-      </w:r>
-      <w:r>
-        <w:rPr>
-          <w:rFonts w:eastAsia="Calibri"/>
-          <w:bCs/>
-          <w:sz w:val="20"/>
-          <w:szCs w:val="20"/>
-          <w:lang w:val="en-US"/>
-        </w:rPr>
-        <w:t>ol was first evaluated using NRAS mutant structure and the ligand phosphoaminophosphonic acid-guanylate ester which is a non-hydrolyzable analog of GTP. The nucleotide is a potent stimulator of adenylate cyclase was docked. The  RMSD tolerance of 2.0 Å which indicated the good stability of the software. The Grid box was set to 50 x 50  x 50 with spacing of 0.3750 Å. All the ligands chosen were converted to pdbqt format in PyRx tool. The Autodock was set to run after which there were 10 poses for each compound. Only the ones with the best binding score were chosen and tabulated for each compound in the sdf files. This generated the best protein ligand binding for further analysis. Analysis of docking results was done using LigPlot+. It is an advanced version of LIGPLOT program for automatic generation of 2D ligand-protein interaction diagrams</w:t>
-      </w:r>
-      <w:r>
-        <w:rPr>
-          <w:rFonts w:eastAsia="Calibri"/>
-          <w:bCs/>
-          <w:sz w:val="20"/>
-          <w:szCs w:val="20"/>
-          <w:vertAlign w:val="superscript"/>
-          <w:lang w:val="en-US"/>
-        </w:rPr>
-        <w:t>13</w:t>
-      </w:r>
-      <w:r>
-        <w:rPr>
-          <w:rFonts w:eastAsia="Calibri"/>
-          <w:bCs/>
-          <w:sz w:val="20"/>
-          <w:szCs w:val="20"/>
-          <w:lang w:val="en-US"/>
-        </w:rPr>
-        <w:t>. The analysis of docked poses with best scores was done using this tool. The hydrophobic interactions and hydrogen bond interactions contribute to the stability of the protein-ligand complex. This helps us to determine the potential of each compound to be an inhibitor of mutant NRAS.</w:t>
-      </w:r>
-    </w:p>
-    <w:p>
-      <w:pPr>
-        <w:jc w:val="both"/>
-        <w:rPr>
-          <w:rFonts w:eastAsia="Calibri"/>
+          <w:color w:val="0070C0"/>
+          <w:sz w:val="20"/>
+          <w:szCs w:val="20"/>
+          <w:lang w:val="en-US"/>
+        </w:rPr>
+        <w:t>(Radhakrishnan et al., 2024)</w:t>
+      </w:r>
+      <w:r>
+        <w:rPr>
+          <w:rFonts w:hint="default" w:eastAsia="Calibri"/>
+          <w:bCs/>
+          <w:sz w:val="20"/>
+          <w:szCs w:val="20"/>
+          <w:lang w:val="en-US"/>
+        </w:rPr>
+        <w:t xml:space="preserve"> is a virtual screening tool used for docking natural compounds. It uses the AutoDock 4.2 suite with Lamarckian genetic algorithm. The tool was first evaluated using the NRAS mutant structure and the ligand phosphoaminophosphonic acid-guanylate ester, a non-hydrolyzable analog of GTP. The nucleotide is a potent stimulator of adenylate cyclase and was docked. The RMSD tolerance of 2.0 Å indicated good software stability. The grid box was set to 50 × 50 × 50 with a spacing of 0.3750 Å. All ligands were converted to pdbqt format in PyRx. AutoDock was set to run generating 10 poses per compound. Only the pose with the best binding score was tabulated in the sdf files. This yielded the best protein-ligand binding candidates for further analysis. Docking results were analysed using LigPlot+ </w:t>
+      </w:r>
+      <w:r>
+        <w:rPr>
+          <w:rFonts w:hint="default" w:eastAsia="Calibri"/>
+          <w:bCs/>
+          <w:color w:val="0070C0"/>
+          <w:sz w:val="20"/>
+          <w:szCs w:val="20"/>
+          <w:lang w:val="en-US"/>
+        </w:rPr>
+        <w:t>(LigPlus, 2025),</w:t>
+      </w:r>
+      <w:r>
+        <w:rPr>
+          <w:rFonts w:hint="default" w:eastAsia="Calibri"/>
+          <w:bCs/>
+          <w:sz w:val="20"/>
+          <w:szCs w:val="20"/>
+          <w:lang w:val="en-US"/>
+        </w:rPr>
+        <w:t xml:space="preserve"> an advanced version of LIGPLOT for automatic generation of 2D ligand-protein interaction diagrams. The hydrophobic and hydrogen bond interactions contribute to protein-ligand complex stability and help determine the inhibitory potential of each compound on mutant NRAS.</w:t>
+      </w:r>
+    </w:p>
+    <w:p>
+      <w:pPr>
+        <w:jc w:val="both"/>
+        <w:rPr>
+          <w:rFonts w:hint="default" w:eastAsia="Calibri"/>
           <w:bCs/>
           <w:sz w:val="20"/>
           <w:szCs w:val="20"/>
@@ -3113,15 +2975,10 @@
           <w:rFonts w:eastAsia="Segoe UI"/>
           <w:b/>
           <w:bCs/>
-          <w:color w:val="5B9BD5" w:themeColor="accent5"/>
+          <w:color w:val="0070C0"/>
           <w:spacing w:val="1"/>
           <w:sz w:val="20"/>
           <w:szCs w:val="20"/>
-          <w14:textFill>
-            <w14:solidFill>
-              <w14:schemeClr w14:val="accent5"/>
-            </w14:solidFill>
-          </w14:textFill>
         </w:rPr>
         <w:t xml:space="preserve">Figure </w:t>
       </w:r>
@@ -3130,18 +2987,23 @@
           <w:rFonts w:eastAsia="Segoe UI"/>
           <w:b/>
           <w:bCs/>
-          <w:color w:val="5B9BD5" w:themeColor="accent5"/>
+          <w:color w:val="0070C0"/>
           <w:spacing w:val="1"/>
           <w:sz w:val="20"/>
           <w:szCs w:val="20"/>
           <w:lang w:val="en-US"/>
-          <w14:textFill>
-            <w14:solidFill>
-              <w14:schemeClr w14:val="accent5"/>
-            </w14:solidFill>
-          </w14:textFill>
         </w:rPr>
         <w:t>1</w:t>
+      </w:r>
+      <w:r>
+        <w:rPr>
+          <w:rFonts w:eastAsia="Segoe UI"/>
+          <w:color w:val="0070C0"/>
+          <w:spacing w:val="1"/>
+          <w:sz w:val="20"/>
+          <w:szCs w:val="20"/>
+        </w:rPr>
+        <w:t>.</w:t>
       </w:r>
       <w:r>
         <w:rPr>
@@ -3150,21 +3012,8 @@
           <w:sz w:val="20"/>
           <w:szCs w:val="20"/>
         </w:rPr>
-        <w:t>. Structural validation and quality assessment for the modeled protein. (A) Protein topology diagram showing secondary structure elements and residue connectivity. (B) Cartoon representation of the 3D protein fold, colored by secondary structure type. (C) Overall model quality plot indicating global model Z-scores; the blue area reflects reference values for well-resolved structures. (D) Local quality assessment plot showing per-residue score fluctuations, highlighting regions of potential structural uncertainty. (E) Ramachandran plot presenting backbone dihedral angle distributions, with most residues occupying favored regions. (F) Summary of model statistics including counts of residues in favored, allowed, and disallowed regions per Ramachandran analysis, along with non-glycine/proline and end-residue counts, indicating high overall stereochemical quality of the model.</w:t>
-      </w:r>
-    </w:p>
-    <w:p>
-      <w:pPr>
-        <w:jc w:val="both"/>
-        <w:rPr>
-          <w:rFonts w:eastAsia="Calibri"/>
-          <w:b/>
-          <w:color w:val="0070C0"/>
-          <w:sz w:val="20"/>
-          <w:szCs w:val="20"/>
-          <w:lang w:val="en-US"/>
-        </w:rPr>
-      </w:pPr>
+        <w:t xml:space="preserve"> Structural validation and quality assessment for the modeled protein. (A) Protein topology diagram showing secondary structure elements and residue connectivity. (B) Cartoon representation of the 3D protein fold, colored by secondary structure type. (C) Overall model quality plot indicating global model Z-scores; the blue area reflects reference values for well-resolved structures. (D) Local quality assessment plot showing per-residue score fluctuations, highlighting regions of potential structural uncertainty. (E) Ramachandran plot presenting backbone dihedral angle distributions, with most residues occupying favored regions. (F) Summary of model statistics including counts of residues in favored, allowed, and disallowed regions per Ramachandran analysis, along with non-glycine/proline and end-residue counts, indicating high overall stereochemical quality of the model.</w:t>
+      </w:r>
     </w:p>
     <w:p>
       <w:pPr>
@@ -3466,15 +3315,10 @@
         <w:rPr>
           <w:rFonts w:eastAsia="Calibri"/>
           <w:b/>
-          <w:color w:val="5B9BD5" w:themeColor="accent5"/>
-          <w:sz w:val="20"/>
-          <w:szCs w:val="20"/>
-          <w:lang w:val="en-US"/>
-          <w14:textFill>
-            <w14:solidFill>
-              <w14:schemeClr w14:val="accent5"/>
-            </w14:solidFill>
-          </w14:textFill>
+          <w:color w:val="0070C0"/>
+          <w:sz w:val="20"/>
+          <w:szCs w:val="20"/>
+          <w:lang w:val="en-US"/>
         </w:rPr>
         <w:t>Table 1.</w:t>
       </w:r>
@@ -6358,23 +6202,26 @@
         <w:rPr>
           <w:b/>
           <w:bCs/>
-          <w:color w:val="5B9BD5" w:themeColor="accent5"/>
-          <w:sz w:val="20"/>
-          <w:szCs w:val="20"/>
-          <w14:textFill>
-            <w14:solidFill>
-              <w14:schemeClr w14:val="accent5"/>
-            </w14:solidFill>
-          </w14:textFill>
+          <w:color w:val="0070C0"/>
+          <w:sz w:val="20"/>
+          <w:szCs w:val="20"/>
         </w:rPr>
         <w:t>Figure 2</w:t>
       </w:r>
       <w:r>
         <w:rPr>
-          <w:sz w:val="20"/>
-          <w:szCs w:val="20"/>
-        </w:rPr>
-        <w:t xml:space="preserve">. </w:t>
+          <w:color w:val="0070C0"/>
+          <w:sz w:val="20"/>
+          <w:szCs w:val="20"/>
+        </w:rPr>
+        <w:t>.</w:t>
+      </w:r>
+      <w:r>
+        <w:rPr>
+          <w:sz w:val="20"/>
+          <w:szCs w:val="20"/>
+        </w:rPr>
+        <w:t xml:space="preserve"> </w:t>
       </w:r>
       <w:r>
         <w:rPr>
@@ -6384,8 +6231,6 @@
         </w:rPr>
         <w:t>Comparative 2D representations of protein-ligand interactions for docked complexes generated using LigPlot+</w:t>
       </w:r>
-      <w:bookmarkStart w:id="1" w:name="_GoBack"/>
-      <w:bookmarkEnd w:id="1"/>
       <w:r>
         <w:rPr>
           <w:sz w:val="20"/>
@@ -6866,15 +6711,10 @@
         <w:rPr>
           <w:rFonts w:eastAsia="Calibri"/>
           <w:b/>
-          <w:color w:val="5B9BD5" w:themeColor="accent5"/>
-          <w:sz w:val="20"/>
-          <w:szCs w:val="20"/>
-          <w:lang w:val="en-US"/>
-          <w14:textFill>
-            <w14:solidFill>
-              <w14:schemeClr w14:val="accent5"/>
-            </w14:solidFill>
-          </w14:textFill>
+          <w:color w:val="0070C0"/>
+          <w:sz w:val="20"/>
+          <w:szCs w:val="20"/>
+          <w:lang w:val="en-US"/>
         </w:rPr>
         <w:t>Table 1.</w:t>
       </w:r>
@@ -6927,15 +6767,10 @@
           <w:rFonts w:eastAsia="Segoe UI"/>
           <w:b/>
           <w:bCs/>
-          <w:color w:val="5B9BD5" w:themeColor="accent5"/>
+          <w:color w:val="0070C0"/>
           <w:spacing w:val="1"/>
           <w:sz w:val="20"/>
           <w:szCs w:val="20"/>
-          <w14:textFill>
-            <w14:solidFill>
-              <w14:schemeClr w14:val="accent5"/>
-            </w14:solidFill>
-          </w14:textFill>
         </w:rPr>
         <w:t xml:space="preserve">Figure </w:t>
       </w:r>
@@ -6944,18 +6779,23 @@
           <w:rFonts w:eastAsia="Segoe UI"/>
           <w:b/>
           <w:bCs/>
-          <w:color w:val="5B9BD5" w:themeColor="accent5"/>
+          <w:color w:val="0070C0"/>
           <w:spacing w:val="1"/>
           <w:sz w:val="20"/>
           <w:szCs w:val="20"/>
           <w:lang w:val="en-US"/>
-          <w14:textFill>
-            <w14:solidFill>
-              <w14:schemeClr w14:val="accent5"/>
-            </w14:solidFill>
-          </w14:textFill>
         </w:rPr>
         <w:t>1</w:t>
+      </w:r>
+      <w:r>
+        <w:rPr>
+          <w:rFonts w:eastAsia="Segoe UI"/>
+          <w:color w:val="0070C0"/>
+          <w:spacing w:val="1"/>
+          <w:sz w:val="20"/>
+          <w:szCs w:val="20"/>
+        </w:rPr>
+        <w:t>.</w:t>
       </w:r>
       <w:r>
         <w:rPr>
@@ -6964,7 +6804,7 @@
           <w:sz w:val="20"/>
           <w:szCs w:val="20"/>
         </w:rPr>
-        <w:t>. Structural validation and quality assessment for the modeled protein. (A) Protein topology diagram showing secondary structure elements and residue connectivity. (B) Cartoon representation of the 3D protein fold, colored by secondary structure type. (C) Overall model quality plot indicating global model Z-scores; the blue area reflects reference values for well-resolved structures. (D) Local quality assessment plot showing per-residue score fluctuations, highlighting regions of potential structural uncertainty. (E) Ramachandran plot presenting backbone dihedral angle distributions, with most residues occupying favored regions. (F) Summary of model statistics including counts of residues in favored, allowed, and disallowed regions per Ramachandran analysis, along with non-glycine/proline and end-residue counts, indicating high overall stereochemical quality of the model.</w:t>
+        <w:t xml:space="preserve"> Structural validation and quality assessment for the modeled protein. (A) Protein topology diagram showing secondary structure elements and residue connectivity. (B) Cartoon representation of the 3D protein fold, colored by secondary structure type. (C) Overall model quality plot indicating global model Z-scores; the blue area reflects reference values for well-resolved structures. (D) Local quality assessment plot showing per-residue score fluctuations, highlighting regions of potential structural uncertainty. (E) Ramachandran plot presenting backbone dihedral angle distributions, with most residues occupying favored regions. (F) Summary of model statistics including counts of residues in favored, allowed, and disallowed regions per Ramachandran analysis, along with non-glycine/proline and end-residue counts, indicating high overall stereochemical quality of the model.</w:t>
       </w:r>
     </w:p>
     <w:p>
@@ -6990,23 +6830,26 @@
         <w:rPr>
           <w:b/>
           <w:bCs/>
-          <w:color w:val="5B9BD5" w:themeColor="accent5"/>
-          <w:sz w:val="20"/>
-          <w:szCs w:val="20"/>
-          <w14:textFill>
-            <w14:solidFill>
-              <w14:schemeClr w14:val="accent5"/>
-            </w14:solidFill>
-          </w14:textFill>
+          <w:color w:val="0070C0"/>
+          <w:sz w:val="20"/>
+          <w:szCs w:val="20"/>
         </w:rPr>
         <w:t>Figure 2</w:t>
       </w:r>
       <w:r>
         <w:rPr>
-          <w:sz w:val="20"/>
-          <w:szCs w:val="20"/>
-        </w:rPr>
-        <w:t>. Comparative 2D representations of protein-ligand interactions for docked complexes, generated using LigPlot+.</w:t>
+          <w:color w:val="0070C0"/>
+          <w:sz w:val="20"/>
+          <w:szCs w:val="20"/>
+        </w:rPr>
+        <w:t>.</w:t>
+      </w:r>
+      <w:r>
+        <w:rPr>
+          <w:sz w:val="20"/>
+          <w:szCs w:val="20"/>
+        </w:rPr>
+        <w:t xml:space="preserve"> Comparative 2D representations of protein-ligand interactions for docked complexes, generated using LigPlot+.</w:t>
       </w:r>
     </w:p>
     <w:p>
@@ -7034,7 +6877,10 @@
           <w:lang w:val="en-US"/>
         </w:rPr>
       </w:pPr>
-      <w:r>
+    </w:p>
+    <w:p>
+      <w:pPr>
+        <w:jc w:val="both"/>
         <w:rPr>
           <w:rFonts w:eastAsia="Calibri"/>
           <w:b/>
@@ -7043,69 +6889,358 @@
           <w:szCs w:val="20"/>
           <w:lang w:val="en-US"/>
         </w:rPr>
+      </w:pPr>
+    </w:p>
+    <w:p>
+      <w:pPr>
+        <w:jc w:val="both"/>
+        <w:rPr>
+          <w:rFonts w:eastAsia="Calibri"/>
+          <w:b/>
+          <w:color w:val="0070C0"/>
+          <w:sz w:val="20"/>
+          <w:szCs w:val="20"/>
+          <w:lang w:val="en-US"/>
+        </w:rPr>
+      </w:pPr>
+    </w:p>
+    <w:p>
+      <w:pPr>
+        <w:jc w:val="both"/>
+        <w:rPr>
+          <w:rFonts w:eastAsia="Calibri"/>
+          <w:b/>
+          <w:color w:val="0070C0"/>
+          <w:sz w:val="20"/>
+          <w:szCs w:val="20"/>
+          <w:lang w:val="en-US"/>
+        </w:rPr>
+      </w:pPr>
+      <w:r>
+        <w:rPr>
+          <w:rFonts w:eastAsia="Calibri"/>
+          <w:b/>
+          <w:color w:val="0070C0"/>
+          <w:sz w:val="20"/>
+          <w:szCs w:val="20"/>
+          <w:lang w:val="en-US"/>
+        </w:rPr>
         <w:t xml:space="preserve">REFERENCES </w:t>
       </w:r>
     </w:p>
     <w:p>
       <w:pPr>
-        <w:jc w:val="both"/>
-        <w:rPr>
-          <w:sz w:val="20"/>
-        </w:rPr>
-      </w:pPr>
-    </w:p>
-    <w:p>
-      <w:pPr>
-        <w:numPr>
-          <w:ilvl w:val="0"/>
-          <w:numId w:val="2"/>
-        </w:numPr>
-        <w:jc w:val="both"/>
-        <w:rPr>
-          <w:sz w:val="20"/>
-          <w:szCs w:val="20"/>
-          <w:lang w:val="en-US"/>
-        </w:rPr>
-      </w:pPr>
-      <w:r>
-        <w:rPr>
-          <w:sz w:val="20"/>
-          <w:szCs w:val="20"/>
-          <w:lang w:val="en-US"/>
-        </w:rPr>
-        <w:t xml:space="preserve">Ahmad Najem, M., Krayem, M., Perdrix, A., Kerger, J., Awada, A., Journe, F., &amp; Ghanem, G., 2017. New drug combination strategies in melanoma: Current status and future directions. Anticancer Research, 37, 5941–5953. </w:t>
-      </w:r>
-      <w:r>
+        <w:jc w:val="left"/>
+        <w:rPr>
+          <w:rFonts w:eastAsia="Calibri"/>
+          <w:b/>
+          <w:color w:val="0070C0"/>
+          <w:sz w:val="20"/>
+          <w:szCs w:val="20"/>
+          <w:lang w:val="en-US"/>
+        </w:rPr>
+      </w:pPr>
+    </w:p>
+    <w:p>
+      <w:pPr>
+        <w:jc w:val="left"/>
+        <w:rPr>
+          <w:rFonts w:hint="default"/>
+          <w:color w:val="0070C0"/>
+          <w:sz w:val="20"/>
+          <w:lang w:val="en-US"/>
+        </w:rPr>
+      </w:pPr>
+      <w:r>
+        <w:rPr>
+          <w:rFonts w:hint="default"/>
+          <w:sz w:val="20"/>
+          <w:lang w:val="en-US"/>
+        </w:rPr>
+        <w:t xml:space="preserve">Ahmad Najem, M., Krayem, M., Perdrix, A., Kerger, J., Awada, A., Journe, F., &amp; Ghanem, G. (2017). New drug combination strategies in melanoma: Current status and future directions. Anticancer Research, 37, 5941–5953. </w:t>
+      </w:r>
+      <w:r>
+        <w:rPr>
+          <w:rFonts w:hint="default"/>
+          <w:color w:val="0070C0"/>
+          <w:sz w:val="20"/>
+          <w:lang w:val="en-US"/>
+        </w:rPr>
         <w:fldChar w:fldCharType="begin"/>
       </w:r>
       <w:r>
+        <w:rPr>
+          <w:rFonts w:hint="default"/>
+          <w:color w:val="0070C0"/>
+          <w:sz w:val="20"/>
+          <w:lang w:val="en-US"/>
+        </w:rPr>
         <w:instrText xml:space="preserve"> HYPERLINK "https://doi.org/10.21873/anticanres.12041" </w:instrText>
       </w:r>
       <w:r>
+        <w:rPr>
+          <w:rFonts w:hint="default"/>
+          <w:color w:val="0070C0"/>
+          <w:sz w:val="20"/>
+          <w:lang w:val="en-US"/>
+        </w:rPr>
         <w:fldChar w:fldCharType="separate"/>
       </w:r>
       <w:r>
         <w:rPr>
           <w:rStyle w:val="20"/>
-          <w:sz w:val="20"/>
-          <w:szCs w:val="20"/>
+          <w:rFonts w:hint="default"/>
+          <w:color w:val="0070C0"/>
+          <w:sz w:val="20"/>
           <w:lang w:val="en-US"/>
         </w:rPr>
         <w:t>https://doi.org/10.21873/anticanres.12041</w:t>
       </w:r>
       <w:r>
         <w:rPr>
+          <w:rFonts w:hint="default"/>
+          <w:color w:val="0070C0"/>
+          <w:sz w:val="20"/>
+          <w:lang w:val="en-US"/>
+        </w:rPr>
+        <w:fldChar w:fldCharType="end"/>
+      </w:r>
+      <w:r>
+        <w:rPr>
+          <w:rFonts w:hint="default"/>
+          <w:color w:val="0070C0"/>
+          <w:sz w:val="20"/>
+          <w:lang w:val="en-US"/>
+        </w:rPr>
+        <w:t xml:space="preserve"> </w:t>
+      </w:r>
+    </w:p>
+    <w:p>
+      <w:pPr>
+        <w:jc w:val="left"/>
+        <w:rPr>
+          <w:rFonts w:hint="default"/>
+          <w:sz w:val="20"/>
+          <w:lang w:val="en-US"/>
+        </w:rPr>
+      </w:pPr>
+    </w:p>
+    <w:p>
+      <w:pPr>
+        <w:jc w:val="left"/>
+        <w:rPr>
+          <w:rFonts w:hint="default"/>
+          <w:sz w:val="20"/>
+          <w:lang w:val="en-US"/>
+        </w:rPr>
+      </w:pPr>
+      <w:r>
+        <w:rPr>
+          <w:rFonts w:hint="default"/>
+          <w:sz w:val="20"/>
+          <w:lang w:val="en-US"/>
+        </w:rPr>
+        <w:t xml:space="preserve">Cancer.Net Editorial Board. (2025). Melanoma: Statistics. American Society of Clinical Oncology. </w:t>
+      </w:r>
+      <w:r>
+        <w:rPr>
+          <w:rFonts w:hint="default"/>
+          <w:sz w:val="20"/>
+          <w:lang w:val="en-US"/>
+        </w:rPr>
+        <w:fldChar w:fldCharType="begin"/>
+      </w:r>
+      <w:r>
+        <w:rPr>
+          <w:rFonts w:hint="default"/>
+          <w:sz w:val="20"/>
+          <w:lang w:val="en-US"/>
+        </w:rPr>
+        <w:instrText xml:space="preserve"> HYPERLINK "https://www.cancer.net/cancer-types/melanoma/statistics" </w:instrText>
+      </w:r>
+      <w:r>
+        <w:rPr>
+          <w:rFonts w:hint="default"/>
+          <w:sz w:val="20"/>
+          <w:lang w:val="en-US"/>
+        </w:rPr>
+        <w:fldChar w:fldCharType="separate"/>
+      </w:r>
+      <w:r>
+        <w:rPr>
           <w:rStyle w:val="20"/>
-          <w:sz w:val="20"/>
-          <w:szCs w:val="20"/>
+          <w:rFonts w:hint="default"/>
+          <w:sz w:val="20"/>
+          <w:lang w:val="en-US"/>
+        </w:rPr>
+        <w:t>https://www.cancer.net/cancer-types/melanoma/statistics</w:t>
+      </w:r>
+      <w:r>
+        <w:rPr>
+          <w:rFonts w:hint="default"/>
+          <w:sz w:val="20"/>
           <w:lang w:val="en-US"/>
         </w:rPr>
         <w:fldChar w:fldCharType="end"/>
       </w:r>
       <w:r>
         <w:rPr>
-          <w:sz w:val="20"/>
-          <w:szCs w:val="20"/>
+          <w:rFonts w:hint="default"/>
+          <w:sz w:val="20"/>
+          <w:lang w:val="en-US"/>
+        </w:rPr>
+        <w:t xml:space="preserve">  (accessed 21 September 2025)</w:t>
+      </w:r>
+    </w:p>
+    <w:p>
+      <w:pPr>
+        <w:jc w:val="left"/>
+        <w:rPr>
+          <w:rFonts w:hint="default"/>
+          <w:sz w:val="20"/>
+          <w:lang w:val="en-US"/>
+        </w:rPr>
+      </w:pPr>
+    </w:p>
+    <w:p>
+      <w:pPr>
+        <w:jc w:val="left"/>
+        <w:rPr>
+          <w:rFonts w:hint="default"/>
+          <w:sz w:val="20"/>
+          <w:lang w:val="en-US"/>
+        </w:rPr>
+      </w:pPr>
+      <w:r>
+        <w:rPr>
+          <w:rFonts w:hint="default"/>
+          <w:sz w:val="20"/>
+          <w:lang w:val="en-US"/>
+        </w:rPr>
+        <w:t xml:space="preserve">Cancer.Net Editorial Board. (2025). Melanoma: Stages. American Society of Clinical Oncology. </w:t>
+      </w:r>
+      <w:r>
+        <w:rPr>
+          <w:rFonts w:hint="default"/>
+          <w:sz w:val="20"/>
+          <w:lang w:val="en-US"/>
+        </w:rPr>
+        <w:fldChar w:fldCharType="begin"/>
+      </w:r>
+      <w:r>
+        <w:rPr>
+          <w:rFonts w:hint="default"/>
+          <w:sz w:val="20"/>
+          <w:lang w:val="en-US"/>
+        </w:rPr>
+        <w:instrText xml:space="preserve"> HYPERLINK "https://www.cancer.net/cancer-types/melanoma/stages" </w:instrText>
+      </w:r>
+      <w:r>
+        <w:rPr>
+          <w:rFonts w:hint="default"/>
+          <w:sz w:val="20"/>
+          <w:lang w:val="en-US"/>
+        </w:rPr>
+        <w:fldChar w:fldCharType="separate"/>
+      </w:r>
+      <w:r>
+        <w:rPr>
+          <w:rStyle w:val="20"/>
+          <w:rFonts w:hint="default"/>
+          <w:sz w:val="20"/>
+          <w:lang w:val="en-US"/>
+        </w:rPr>
+        <w:t>https://www.cancer.net/cancer-types/melanoma/stages</w:t>
+      </w:r>
+      <w:r>
+        <w:rPr>
+          <w:rFonts w:hint="default"/>
+          <w:sz w:val="20"/>
+          <w:lang w:val="en-US"/>
+        </w:rPr>
+        <w:fldChar w:fldCharType="end"/>
+      </w:r>
+      <w:r>
+        <w:rPr>
+          <w:rFonts w:hint="default"/>
+          <w:sz w:val="20"/>
+          <w:lang w:val="en-US"/>
+        </w:rPr>
+        <w:t xml:space="preserve">  (accessed 21 September 2025)</w:t>
+      </w:r>
+    </w:p>
+    <w:p>
+      <w:pPr>
+        <w:jc w:val="left"/>
+        <w:rPr>
+          <w:rFonts w:hint="default"/>
+          <w:sz w:val="20"/>
+          <w:lang w:val="en-US"/>
+        </w:rPr>
+      </w:pPr>
+    </w:p>
+    <w:p>
+      <w:pPr>
+        <w:jc w:val="left"/>
+        <w:rPr>
+          <w:rFonts w:hint="default"/>
+          <w:sz w:val="20"/>
+          <w:lang w:val="en-US"/>
+        </w:rPr>
+      </w:pPr>
+      <w:r>
+        <w:rPr>
+          <w:rFonts w:hint="default"/>
+          <w:sz w:val="20"/>
+          <w:lang w:val="en-US"/>
+        </w:rPr>
+        <w:t xml:space="preserve">Davis, L. E., Shalin, S. C., &amp; Tackett, A. J. (2019). Current state of melanoma diagnosis and treatment. Cancer Biology &amp; Therapy, 20(11), 1366–1379. </w:t>
+      </w:r>
+      <w:r>
+        <w:rPr>
+          <w:rFonts w:hint="default"/>
+          <w:sz w:val="20"/>
+          <w:lang w:val="en-US"/>
+        </w:rPr>
+        <w:fldChar w:fldCharType="begin"/>
+      </w:r>
+      <w:r>
+        <w:rPr>
+          <w:rFonts w:hint="default"/>
+          <w:sz w:val="20"/>
+          <w:lang w:val="en-US"/>
+        </w:rPr>
+        <w:instrText xml:space="preserve"> HYPERLINK "https://doi.org/10.1080/15384047.2019.1640032" </w:instrText>
+      </w:r>
+      <w:r>
+        <w:rPr>
+          <w:rFonts w:hint="default"/>
+          <w:sz w:val="20"/>
+          <w:lang w:val="en-US"/>
+        </w:rPr>
+        <w:fldChar w:fldCharType="separate"/>
+      </w:r>
+      <w:r>
+        <w:rPr>
+          <w:rStyle w:val="20"/>
+          <w:rFonts w:hint="default"/>
+          <w:sz w:val="20"/>
+          <w:lang w:val="en-US"/>
+        </w:rPr>
+        <w:t>https://doi.org/10.1080/15384047.2019.1640032</w:t>
+      </w:r>
+      <w:r>
+        <w:rPr>
+          <w:rFonts w:hint="default"/>
+          <w:sz w:val="20"/>
+          <w:lang w:val="en-US"/>
+        </w:rPr>
+        <w:fldChar w:fldCharType="end"/>
+      </w:r>
+      <w:r>
+        <w:rPr>
+          <w:rFonts w:hint="default"/>
+          <w:sz w:val="20"/>
           <w:lang w:val="en-US"/>
         </w:rPr>
         <w:t xml:space="preserve"> </w:t>
@@ -7113,130 +7248,153 @@
     </w:p>
     <w:p>
       <w:pPr>
-        <w:jc w:val="both"/>
-        <w:rPr>
-          <w:sz w:val="20"/>
-          <w:szCs w:val="20"/>
-          <w:lang w:val="en-US"/>
-        </w:rPr>
-      </w:pPr>
-    </w:p>
-    <w:p>
-      <w:pPr>
-        <w:numPr>
-          <w:ilvl w:val="0"/>
-          <w:numId w:val="2"/>
-        </w:numPr>
-        <w:jc w:val="both"/>
-        <w:rPr>
-          <w:sz w:val="20"/>
-          <w:szCs w:val="20"/>
-          <w:lang w:val="en-US"/>
-        </w:rPr>
-      </w:pPr>
-      <w:r>
-        <w:rPr>
-          <w:sz w:val="20"/>
-          <w:szCs w:val="20"/>
-          <w:lang w:val="en-US"/>
-        </w:rPr>
-        <w:t>Cancer.Net Editorial Board, 2025. Melanoma: Statistics. American Society of Clinical Oncology. https://www.cancer.net/cancer-types/melanoma/statistics (accessed 21 September 2025).</w:t>
-      </w:r>
-    </w:p>
-    <w:p>
-      <w:pPr>
-        <w:jc w:val="both"/>
-        <w:rPr>
-          <w:sz w:val="20"/>
-          <w:szCs w:val="20"/>
-          <w:lang w:val="en-US"/>
-        </w:rPr>
-      </w:pPr>
-    </w:p>
-    <w:p>
-      <w:pPr>
-        <w:numPr>
-          <w:ilvl w:val="0"/>
-          <w:numId w:val="2"/>
-        </w:numPr>
-        <w:jc w:val="both"/>
-        <w:rPr>
-          <w:sz w:val="20"/>
-          <w:szCs w:val="20"/>
-          <w:lang w:val="en-US"/>
-        </w:rPr>
-      </w:pPr>
-      <w:r>
-        <w:rPr>
-          <w:sz w:val="20"/>
-          <w:szCs w:val="20"/>
-          <w:lang w:val="en-US"/>
-        </w:rPr>
-        <w:t>Cancer.Net Editorial Board, 2025. Melanoma: Stages. American Society of Clinical Oncology. https://www.cancer.net/cancer-types/melanoma/stages (accessed 21 September 2025).</w:t>
-      </w:r>
-    </w:p>
-    <w:p>
-      <w:pPr>
-        <w:jc w:val="both"/>
-        <w:rPr>
-          <w:sz w:val="20"/>
-          <w:szCs w:val="20"/>
-          <w:lang w:val="en-US"/>
-        </w:rPr>
-      </w:pPr>
-    </w:p>
-    <w:p>
-      <w:pPr>
-        <w:numPr>
-          <w:ilvl w:val="0"/>
-          <w:numId w:val="2"/>
-        </w:numPr>
-        <w:jc w:val="both"/>
-        <w:rPr>
-          <w:sz w:val="20"/>
-          <w:szCs w:val="20"/>
-          <w:lang w:val="en-US"/>
-        </w:rPr>
-      </w:pPr>
-      <w:r>
-        <w:rPr>
-          <w:sz w:val="20"/>
-          <w:szCs w:val="20"/>
-          <w:lang w:val="en-US"/>
-        </w:rPr>
-        <w:t xml:space="preserve">Davis, L. E., Shalin, S. C., &amp; Tackett, A. J., 2019. Current state of melanoma diagnosis and treatment. Cancer Biology &amp; Therapy, 20(11), 1366–1379. </w:t>
-      </w:r>
-      <w:r>
+        <w:jc w:val="left"/>
+        <w:rPr>
+          <w:rFonts w:hint="default"/>
+          <w:sz w:val="20"/>
+          <w:lang w:val="en-US"/>
+        </w:rPr>
+      </w:pPr>
+    </w:p>
+    <w:p>
+      <w:pPr>
+        <w:jc w:val="left"/>
+        <w:rPr>
+          <w:rFonts w:hint="default"/>
+          <w:sz w:val="20"/>
+          <w:lang w:val="en-US"/>
+        </w:rPr>
+      </w:pPr>
+      <w:r>
+        <w:rPr>
+          <w:rFonts w:hint="default"/>
+          <w:sz w:val="20"/>
+          <w:lang w:val="en-US"/>
+        </w:rPr>
+        <w:t xml:space="preserve">FAF-Drugs4. (2025). ADME/Tox filtering. Université Paris-Diderot. </w:t>
+      </w:r>
+      <w:r>
+        <w:rPr>
+          <w:rFonts w:hint="default"/>
+          <w:sz w:val="20"/>
+          <w:lang w:val="en-US"/>
+        </w:rPr>
         <w:fldChar w:fldCharType="begin"/>
       </w:r>
       <w:r>
-        <w:instrText xml:space="preserve"> HYPERLINK "https://doi.org/10.1080/15384047.2019.1640032" </w:instrText>
-      </w:r>
-      <w:r>
+        <w:rPr>
+          <w:rFonts w:hint="default"/>
+          <w:sz w:val="20"/>
+          <w:lang w:val="en-US"/>
+        </w:rPr>
+        <w:instrText xml:space="preserve"> HYPERLINK "http://fafdrugs4.mti.univ-paris-diderot.fr/" </w:instrText>
+      </w:r>
+      <w:r>
+        <w:rPr>
+          <w:rFonts w:hint="default"/>
+          <w:sz w:val="20"/>
+          <w:lang w:val="en-US"/>
+        </w:rPr>
         <w:fldChar w:fldCharType="separate"/>
       </w:r>
       <w:r>
         <w:rPr>
           <w:rStyle w:val="20"/>
-          <w:sz w:val="20"/>
-          <w:szCs w:val="20"/>
-          <w:lang w:val="en-US"/>
-        </w:rPr>
-        <w:t>https://doi.org/10.1080/15384047.2019.1640032</w:t>
+          <w:rFonts w:hint="default"/>
+          <w:sz w:val="20"/>
+          <w:lang w:val="en-US"/>
+        </w:rPr>
+        <w:t>http://fafdrugs4.mti.univ-paris-diderot.fr/</w:t>
+      </w:r>
+      <w:r>
+        <w:rPr>
+          <w:rFonts w:hint="default"/>
+          <w:sz w:val="20"/>
+          <w:lang w:val="en-US"/>
+        </w:rPr>
+        <w:fldChar w:fldCharType="end"/>
+      </w:r>
+      <w:r>
+        <w:rPr>
+          <w:rFonts w:hint="default"/>
+          <w:sz w:val="20"/>
+          <w:lang w:val="en-US"/>
+        </w:rPr>
+        <w:t xml:space="preserve">  (accessed 21 September 2025)</w:t>
+      </w:r>
+    </w:p>
+    <w:p>
+      <w:pPr>
+        <w:jc w:val="left"/>
+        <w:rPr>
+          <w:rFonts w:hint="default"/>
+          <w:sz w:val="20"/>
+          <w:lang w:val="en-US"/>
+        </w:rPr>
+      </w:pPr>
+    </w:p>
+    <w:p>
+      <w:pPr>
+        <w:jc w:val="left"/>
+        <w:rPr>
+          <w:rFonts w:hint="default"/>
+          <w:sz w:val="20"/>
+          <w:lang w:val="en-US"/>
+        </w:rPr>
+      </w:pPr>
+      <w:r>
+        <w:rPr>
+          <w:rFonts w:hint="default"/>
+          <w:sz w:val="20"/>
+          <w:lang w:val="en-US"/>
+        </w:rPr>
+        <w:t xml:space="preserve">Johnson, C. W., Reid, D., Parker, J. A., Harrison, R. A., Weston, L., Peti, W., ... Campbell, S. L. (2017). The small GTPases K-Ras, N-Ras, and H-Ras have distinct biochemical properties determined by allosteric effects. Journal of Biological Chemistry, 292(31), 12981–12993. </w:t>
+      </w:r>
+      <w:r>
+        <w:rPr>
+          <w:rFonts w:hint="default"/>
+          <w:sz w:val="20"/>
+          <w:lang w:val="en-US"/>
+        </w:rPr>
+        <w:fldChar w:fldCharType="begin"/>
+      </w:r>
+      <w:r>
+        <w:rPr>
+          <w:rFonts w:hint="default"/>
+          <w:sz w:val="20"/>
+          <w:lang w:val="en-US"/>
+        </w:rPr>
+        <w:instrText xml:space="preserve"> HYPERLINK "https://doi.org/10.1074/jbc.M117.778886" </w:instrText>
+      </w:r>
+      <w:r>
+        <w:rPr>
+          <w:rFonts w:hint="default"/>
+          <w:sz w:val="20"/>
+          <w:lang w:val="en-US"/>
+        </w:rPr>
+        <w:fldChar w:fldCharType="separate"/>
       </w:r>
       <w:r>
         <w:rPr>
           <w:rStyle w:val="20"/>
-          <w:sz w:val="20"/>
-          <w:szCs w:val="20"/>
+          <w:rFonts w:hint="default"/>
+          <w:sz w:val="20"/>
+          <w:lang w:val="en-US"/>
+        </w:rPr>
+        <w:t>https://doi.org/10.1074/jbc.M117.778886</w:t>
+      </w:r>
+      <w:r>
+        <w:rPr>
+          <w:rFonts w:hint="default"/>
+          <w:sz w:val="20"/>
           <w:lang w:val="en-US"/>
         </w:rPr>
         <w:fldChar w:fldCharType="end"/>
       </w:r>
       <w:r>
         <w:rPr>
-          <w:sz w:val="20"/>
-          <w:szCs w:val="20"/>
+          <w:rFonts w:hint="default"/>
+          <w:sz w:val="20"/>
           <w:lang w:val="en-US"/>
         </w:rPr>
         <w:t xml:space="preserve"> </w:t>
@@ -7244,98 +7402,153 @@
     </w:p>
     <w:p>
       <w:pPr>
-        <w:jc w:val="both"/>
-        <w:rPr>
-          <w:sz w:val="20"/>
-          <w:szCs w:val="20"/>
-          <w:lang w:val="en-US"/>
-        </w:rPr>
-      </w:pPr>
-    </w:p>
-    <w:p>
-      <w:pPr>
-        <w:numPr>
-          <w:ilvl w:val="0"/>
-          <w:numId w:val="2"/>
-        </w:numPr>
-        <w:jc w:val="both"/>
-        <w:rPr>
-          <w:sz w:val="20"/>
-          <w:szCs w:val="20"/>
-          <w:lang w:val="en-US"/>
-        </w:rPr>
-      </w:pPr>
-      <w:r>
-        <w:rPr>
-          <w:sz w:val="20"/>
-          <w:szCs w:val="20"/>
-          <w:lang w:val="en-US"/>
-        </w:rPr>
-        <w:t>FAF-Drugs4, 2025. ADME/Tox filtering. Université Paris-Diderot. http://fafdrugs4.mti.univ-paris-diderot.fr/ (accessed 21 September 2025).</w:t>
-      </w:r>
-    </w:p>
-    <w:p>
-      <w:pPr>
-        <w:jc w:val="both"/>
-        <w:rPr>
-          <w:sz w:val="20"/>
-          <w:szCs w:val="20"/>
-          <w:lang w:val="en-US"/>
-        </w:rPr>
-      </w:pPr>
-    </w:p>
-    <w:p>
-      <w:pPr>
-        <w:numPr>
-          <w:ilvl w:val="0"/>
-          <w:numId w:val="2"/>
-        </w:numPr>
-        <w:jc w:val="both"/>
-        <w:rPr>
-          <w:sz w:val="20"/>
-          <w:szCs w:val="20"/>
-          <w:lang w:val="en-US"/>
-        </w:rPr>
-      </w:pPr>
-      <w:r>
-        <w:rPr>
-          <w:sz w:val="20"/>
-          <w:szCs w:val="20"/>
-          <w:lang w:val="en-US"/>
-        </w:rPr>
-        <w:t xml:space="preserve">Johnson, C. W., Reid, D., Parker, J. A., et al., 2017. The small GTPases K-Ras, N-Ras, and H-Ras have distinct biochemical properties determined by allosteric effects. Journal of Biological Chemistry, 292(31), 12981–12993. </w:t>
-      </w:r>
-      <w:r>
+        <w:jc w:val="left"/>
+        <w:rPr>
+          <w:rFonts w:hint="default"/>
+          <w:sz w:val="20"/>
+          <w:lang w:val="en-US"/>
+        </w:rPr>
+      </w:pPr>
+    </w:p>
+    <w:p>
+      <w:pPr>
+        <w:jc w:val="left"/>
+        <w:rPr>
+          <w:rFonts w:hint="default"/>
+          <w:sz w:val="20"/>
+          <w:lang w:val="en-US"/>
+        </w:rPr>
+      </w:pPr>
+      <w:r>
+        <w:rPr>
+          <w:rFonts w:hint="default"/>
+          <w:sz w:val="20"/>
+          <w:lang w:val="en-US"/>
+        </w:rPr>
+        <w:t xml:space="preserve">Johnson, D. B., &amp; Puzanov, I. (2015). Treatment of NRAS-mutant melanoma. Current Treatment Options in Oncology, 16(4), 15. </w:t>
+      </w:r>
+      <w:r>
+        <w:rPr>
+          <w:rFonts w:hint="default"/>
+          <w:sz w:val="20"/>
+          <w:lang w:val="en-US"/>
+        </w:rPr>
         <w:fldChar w:fldCharType="begin"/>
       </w:r>
       <w:r>
-        <w:instrText xml:space="preserve"> HYPERLINK "https://doi.org/10.1074/jbc.M117.778886" </w:instrText>
-      </w:r>
-      <w:r>
+        <w:rPr>
+          <w:rFonts w:hint="default"/>
+          <w:sz w:val="20"/>
+          <w:lang w:val="en-US"/>
+        </w:rPr>
+        <w:instrText xml:space="preserve"> HYPERLINK "https://doi.org/10.1007/s11864-015-0330-z" </w:instrText>
+      </w:r>
+      <w:r>
+        <w:rPr>
+          <w:rFonts w:hint="default"/>
+          <w:sz w:val="20"/>
+          <w:lang w:val="en-US"/>
+        </w:rPr>
         <w:fldChar w:fldCharType="separate"/>
       </w:r>
       <w:r>
         <w:rPr>
           <w:rStyle w:val="20"/>
-          <w:sz w:val="20"/>
-          <w:szCs w:val="20"/>
-          <w:lang w:val="en-US"/>
-        </w:rPr>
-        <w:t>https://doi.org/10.1074/jbc.M117.778886</w:t>
+          <w:rFonts w:hint="default"/>
+          <w:sz w:val="20"/>
+          <w:lang w:val="en-US"/>
+        </w:rPr>
+        <w:t>https://doi.org/10.1007/s11864-015-0330-z</w:t>
+      </w:r>
+      <w:r>
+        <w:rPr>
+          <w:rFonts w:hint="default"/>
+          <w:sz w:val="20"/>
+          <w:lang w:val="en-US"/>
+        </w:rPr>
+        <w:fldChar w:fldCharType="end"/>
+      </w:r>
+      <w:r>
+        <w:rPr>
+          <w:rFonts w:hint="default"/>
+          <w:sz w:val="20"/>
+          <w:lang w:val="en-US"/>
+        </w:rPr>
+        <w:t xml:space="preserve"> </w:t>
+      </w:r>
+    </w:p>
+    <w:p>
+      <w:pPr>
+        <w:jc w:val="left"/>
+        <w:rPr>
+          <w:rFonts w:hint="default"/>
+          <w:sz w:val="20"/>
+          <w:lang w:val="en-US"/>
+        </w:rPr>
+      </w:pPr>
+    </w:p>
+    <w:p>
+      <w:pPr>
+        <w:jc w:val="left"/>
+        <w:rPr>
+          <w:rFonts w:hint="default"/>
+          <w:sz w:val="20"/>
+          <w:lang w:val="en-US"/>
+        </w:rPr>
+      </w:pPr>
+      <w:r>
+        <w:rPr>
+          <w:rFonts w:hint="default"/>
+          <w:sz w:val="20"/>
+          <w:lang w:val="en-US"/>
+        </w:rPr>
+        <w:t xml:space="preserve">Kanehisa, M., &amp; Goto, S. (2000). KEGG: Kyoto encyclopedia of genes and genomes. Nucleic Acids Research, 28(1), 27–30. </w:t>
+      </w:r>
+      <w:r>
+        <w:rPr>
+          <w:rFonts w:hint="default"/>
+          <w:sz w:val="20"/>
+          <w:lang w:val="en-US"/>
+        </w:rPr>
+        <w:fldChar w:fldCharType="begin"/>
+      </w:r>
+      <w:r>
+        <w:rPr>
+          <w:rFonts w:hint="default"/>
+          <w:sz w:val="20"/>
+          <w:lang w:val="en-US"/>
+        </w:rPr>
+        <w:instrText xml:space="preserve"> HYPERLINK "https://doi.org/10.1093/nar/28.1.27" </w:instrText>
+      </w:r>
+      <w:r>
+        <w:rPr>
+          <w:rFonts w:hint="default"/>
+          <w:sz w:val="20"/>
+          <w:lang w:val="en-US"/>
+        </w:rPr>
+        <w:fldChar w:fldCharType="separate"/>
       </w:r>
       <w:r>
         <w:rPr>
           <w:rStyle w:val="20"/>
-          <w:sz w:val="20"/>
-          <w:szCs w:val="20"/>
+          <w:rFonts w:hint="default"/>
+          <w:sz w:val="20"/>
+          <w:lang w:val="en-US"/>
+        </w:rPr>
+        <w:t>https://doi.org/10.1093/nar/28.1.27</w:t>
+      </w:r>
+      <w:r>
+        <w:rPr>
+          <w:rFonts w:hint="default"/>
+          <w:sz w:val="20"/>
           <w:lang w:val="en-US"/>
         </w:rPr>
         <w:fldChar w:fldCharType="end"/>
       </w:r>
       <w:r>
         <w:rPr>
-          <w:sz w:val="20"/>
-          <w:szCs w:val="20"/>
+          <w:rFonts w:hint="default"/>
+          <w:sz w:val="20"/>
           <w:lang w:val="en-US"/>
         </w:rPr>
         <w:t xml:space="preserve"> </w:t>
@@ -7343,66 +7556,461 @@
     </w:p>
     <w:p>
       <w:pPr>
-        <w:jc w:val="both"/>
-        <w:rPr>
-          <w:sz w:val="20"/>
-          <w:szCs w:val="20"/>
-          <w:lang w:val="en-US"/>
-        </w:rPr>
-      </w:pPr>
-    </w:p>
-    <w:p>
-      <w:pPr>
-        <w:numPr>
-          <w:ilvl w:val="0"/>
-          <w:numId w:val="2"/>
-        </w:numPr>
-        <w:jc w:val="both"/>
-        <w:rPr>
-          <w:sz w:val="20"/>
-          <w:szCs w:val="20"/>
-          <w:lang w:val="en-US"/>
-        </w:rPr>
-      </w:pPr>
-      <w:r>
-        <w:rPr>
-          <w:sz w:val="20"/>
-          <w:szCs w:val="20"/>
-          <w:lang w:val="en-US"/>
-        </w:rPr>
-        <w:t xml:space="preserve">Johnson, D. B., &amp; Puzanov, I., 2015. Treatment of NRAS-mutant melanoma. Current Treatment Options in Oncology, 16(4), 15. </w:t>
-      </w:r>
-      <w:r>
+        <w:jc w:val="left"/>
+        <w:rPr>
+          <w:rFonts w:hint="default"/>
+          <w:sz w:val="20"/>
+          <w:lang w:val="en-US"/>
+        </w:rPr>
+      </w:pPr>
+    </w:p>
+    <w:p>
+      <w:pPr>
+        <w:jc w:val="left"/>
+        <w:rPr>
+          <w:rFonts w:hint="default"/>
+          <w:sz w:val="20"/>
+          <w:lang w:val="en-US"/>
+        </w:rPr>
+      </w:pPr>
+      <w:r>
+        <w:rPr>
+          <w:rFonts w:hint="default"/>
+          <w:sz w:val="20"/>
+          <w:lang w:val="en-US"/>
+        </w:rPr>
+        <w:t xml:space="preserve">LigPlus. (2025). Automatic generation of ligand–protein interaction diagrams. European Bioinformatics Institute. </w:t>
+      </w:r>
+      <w:r>
+        <w:rPr>
+          <w:rFonts w:hint="default"/>
+          <w:sz w:val="20"/>
+          <w:lang w:val="en-US"/>
+        </w:rPr>
         <w:fldChar w:fldCharType="begin"/>
       </w:r>
       <w:r>
-        <w:instrText xml:space="preserve"> HYPERLINK "https://doi.org/10.1007/s11864-015-0330-z" </w:instrText>
-      </w:r>
-      <w:r>
+        <w:rPr>
+          <w:rFonts w:hint="default"/>
+          <w:sz w:val="20"/>
+          <w:lang w:val="en-US"/>
+        </w:rPr>
+        <w:instrText xml:space="preserve"> HYPERLINK "https://www.ebi.ac.uk/thornton-srv/software/LigPlus/" </w:instrText>
+      </w:r>
+      <w:r>
+        <w:rPr>
+          <w:rFonts w:hint="default"/>
+          <w:sz w:val="20"/>
+          <w:lang w:val="en-US"/>
+        </w:rPr>
         <w:fldChar w:fldCharType="separate"/>
       </w:r>
       <w:r>
         <w:rPr>
           <w:rStyle w:val="20"/>
-          <w:sz w:val="20"/>
-          <w:szCs w:val="20"/>
-          <w:lang w:val="en-US"/>
-        </w:rPr>
-        <w:t>https://doi.org/10.1007/s11864-015-0330-z</w:t>
+          <w:rFonts w:hint="default"/>
+          <w:sz w:val="20"/>
+          <w:lang w:val="en-US"/>
+        </w:rPr>
+        <w:t>https://www.ebi.ac.uk/thornton-srv/software/LigPlus/</w:t>
+      </w:r>
+      <w:r>
+        <w:rPr>
+          <w:rFonts w:hint="default"/>
+          <w:sz w:val="20"/>
+          <w:lang w:val="en-US"/>
+        </w:rPr>
+        <w:fldChar w:fldCharType="end"/>
+      </w:r>
+      <w:r>
+        <w:rPr>
+          <w:rFonts w:hint="default"/>
+          <w:sz w:val="20"/>
+          <w:lang w:val="en-US"/>
+        </w:rPr>
+        <w:t xml:space="preserve">  (accessed 21 September 2025)</w:t>
+      </w:r>
+    </w:p>
+    <w:p>
+      <w:pPr>
+        <w:jc w:val="left"/>
+        <w:rPr>
+          <w:rFonts w:hint="default"/>
+          <w:sz w:val="20"/>
+          <w:lang w:val="en-US"/>
+        </w:rPr>
+      </w:pPr>
+    </w:p>
+    <w:p>
+      <w:pPr>
+        <w:jc w:val="left"/>
+        <w:rPr>
+          <w:rFonts w:hint="default"/>
+          <w:sz w:val="20"/>
+          <w:lang w:val="en-US"/>
+        </w:rPr>
+      </w:pPr>
+      <w:r>
+        <w:rPr>
+          <w:rFonts w:hint="default"/>
+          <w:sz w:val="20"/>
+          <w:lang w:val="en-US"/>
+        </w:rPr>
+        <w:t xml:space="preserve">National Cancer Institute. (2025). The cancer genome atlas (TCGA) – Melanoma skin cancer. </w:t>
+      </w:r>
+      <w:r>
+        <w:rPr>
+          <w:rFonts w:hint="default"/>
+          <w:sz w:val="20"/>
+          <w:lang w:val="en-US"/>
+        </w:rPr>
+        <w:fldChar w:fldCharType="begin"/>
+      </w:r>
+      <w:r>
+        <w:rPr>
+          <w:rFonts w:hint="default"/>
+          <w:sz w:val="20"/>
+          <w:lang w:val="en-US"/>
+        </w:rPr>
+        <w:instrText xml:space="preserve"> HYPERLINK "https://www.cancer.gov/about-nci/organization/ccg/research/structural-genomics/tcga/studied-cancers/melanoma-skin" </w:instrText>
+      </w:r>
+      <w:r>
+        <w:rPr>
+          <w:rFonts w:hint="default"/>
+          <w:sz w:val="20"/>
+          <w:lang w:val="en-US"/>
+        </w:rPr>
+        <w:fldChar w:fldCharType="separate"/>
       </w:r>
       <w:r>
         <w:rPr>
           <w:rStyle w:val="20"/>
-          <w:sz w:val="20"/>
-          <w:szCs w:val="20"/>
+          <w:rFonts w:hint="default"/>
+          <w:sz w:val="20"/>
+          <w:lang w:val="en-US"/>
+        </w:rPr>
+        <w:t>https://www.cancer.gov/about-nci/organization/ccg/research/structural-genomics/tcga/studied-cancers/melanoma-skin</w:t>
+      </w:r>
+      <w:r>
+        <w:rPr>
+          <w:rFonts w:hint="default"/>
+          <w:sz w:val="20"/>
           <w:lang w:val="en-US"/>
         </w:rPr>
         <w:fldChar w:fldCharType="end"/>
       </w:r>
       <w:r>
         <w:rPr>
-          <w:sz w:val="20"/>
-          <w:szCs w:val="20"/>
+          <w:rFonts w:hint="default"/>
+          <w:sz w:val="20"/>
+          <w:lang w:val="en-US"/>
+        </w:rPr>
+        <w:t xml:space="preserve"> (accessed 21 September 2025)</w:t>
+      </w:r>
+    </w:p>
+    <w:p>
+      <w:pPr>
+        <w:jc w:val="left"/>
+        <w:rPr>
+          <w:rFonts w:hint="default"/>
+          <w:sz w:val="20"/>
+          <w:lang w:val="en-US"/>
+        </w:rPr>
+      </w:pPr>
+    </w:p>
+    <w:p>
+      <w:pPr>
+        <w:jc w:val="left"/>
+        <w:rPr>
+          <w:rFonts w:hint="default"/>
+          <w:sz w:val="20"/>
+          <w:lang w:val="en-US"/>
+        </w:rPr>
+      </w:pPr>
+      <w:r>
+        <w:rPr>
+          <w:rFonts w:hint="default"/>
+          <w:sz w:val="20"/>
+          <w:lang w:val="en-US"/>
+        </w:rPr>
+        <w:t xml:space="preserve">PROCHECK. (2025). Stereochemical quality assessment of protein structures. European Bioinformatics Institute. </w:t>
+      </w:r>
+      <w:r>
+        <w:rPr>
+          <w:rFonts w:hint="default"/>
+          <w:sz w:val="20"/>
+          <w:lang w:val="en-US"/>
+        </w:rPr>
+        <w:fldChar w:fldCharType="begin"/>
+      </w:r>
+      <w:r>
+        <w:rPr>
+          <w:rFonts w:hint="default"/>
+          <w:sz w:val="20"/>
+          <w:lang w:val="en-US"/>
+        </w:rPr>
+        <w:instrText xml:space="preserve"> HYPERLINK "https://www.ebi.ac.uk/thornton-srv/software/PROCHECK/" </w:instrText>
+      </w:r>
+      <w:r>
+        <w:rPr>
+          <w:rFonts w:hint="default"/>
+          <w:sz w:val="20"/>
+          <w:lang w:val="en-US"/>
+        </w:rPr>
+        <w:fldChar w:fldCharType="separate"/>
+      </w:r>
+      <w:r>
+        <w:rPr>
+          <w:rStyle w:val="20"/>
+          <w:rFonts w:hint="default"/>
+          <w:sz w:val="20"/>
+          <w:lang w:val="en-US"/>
+        </w:rPr>
+        <w:t>https://www.ebi.ac.uk/thornton-srv/software/PROCHECK/</w:t>
+      </w:r>
+      <w:r>
+        <w:rPr>
+          <w:rFonts w:hint="default"/>
+          <w:sz w:val="20"/>
+          <w:lang w:val="en-US"/>
+        </w:rPr>
+        <w:fldChar w:fldCharType="end"/>
+      </w:r>
+      <w:r>
+        <w:rPr>
+          <w:rFonts w:hint="default"/>
+          <w:sz w:val="20"/>
+          <w:lang w:val="en-US"/>
+        </w:rPr>
+        <w:t xml:space="preserve">  (accessed 21 September 2025)</w:t>
+      </w:r>
+    </w:p>
+    <w:p>
+      <w:pPr>
+        <w:jc w:val="left"/>
+        <w:rPr>
+          <w:rFonts w:hint="default"/>
+          <w:sz w:val="20"/>
+          <w:lang w:val="en-US"/>
+        </w:rPr>
+      </w:pPr>
+    </w:p>
+    <w:p>
+      <w:pPr>
+        <w:jc w:val="left"/>
+        <w:rPr>
+          <w:rFonts w:hint="default"/>
+          <w:sz w:val="20"/>
+          <w:lang w:val="en-US"/>
+        </w:rPr>
+      </w:pPr>
+      <w:r>
+        <w:rPr>
+          <w:rFonts w:hint="default"/>
+          <w:sz w:val="20"/>
+          <w:lang w:val="en-US"/>
+        </w:rPr>
+        <w:t xml:space="preserve">ProSA. (2025). Protein structure analysis. </w:t>
+      </w:r>
+      <w:r>
+        <w:rPr>
+          <w:rFonts w:hint="default"/>
+          <w:sz w:val="20"/>
+          <w:lang w:val="en-US"/>
+        </w:rPr>
+        <w:fldChar w:fldCharType="begin"/>
+      </w:r>
+      <w:r>
+        <w:rPr>
+          <w:rFonts w:hint="default"/>
+          <w:sz w:val="20"/>
+          <w:lang w:val="en-US"/>
+        </w:rPr>
+        <w:instrText xml:space="preserve"> HYPERLINK "https://prosa.services.came.sbg.ac.at/prosa.php" </w:instrText>
+      </w:r>
+      <w:r>
+        <w:rPr>
+          <w:rFonts w:hint="default"/>
+          <w:sz w:val="20"/>
+          <w:lang w:val="en-US"/>
+        </w:rPr>
+        <w:fldChar w:fldCharType="separate"/>
+      </w:r>
+      <w:r>
+        <w:rPr>
+          <w:rStyle w:val="20"/>
+          <w:rFonts w:hint="default"/>
+          <w:sz w:val="20"/>
+          <w:lang w:val="en-US"/>
+        </w:rPr>
+        <w:t>https://prosa.services.came.sbg.ac.at/prosa.php</w:t>
+      </w:r>
+      <w:r>
+        <w:rPr>
+          <w:rFonts w:hint="default"/>
+          <w:sz w:val="20"/>
+          <w:lang w:val="en-US"/>
+        </w:rPr>
+        <w:fldChar w:fldCharType="end"/>
+      </w:r>
+      <w:r>
+        <w:rPr>
+          <w:rFonts w:hint="default"/>
+          <w:sz w:val="20"/>
+          <w:lang w:val="en-US"/>
+        </w:rPr>
+        <w:t xml:space="preserve">  (accessed 21 September 2025)</w:t>
+      </w:r>
+    </w:p>
+    <w:p>
+      <w:pPr>
+        <w:jc w:val="left"/>
+        <w:rPr>
+          <w:rFonts w:hint="default"/>
+          <w:sz w:val="20"/>
+          <w:lang w:val="en-US"/>
+        </w:rPr>
+      </w:pPr>
+    </w:p>
+    <w:p>
+      <w:pPr>
+        <w:jc w:val="left"/>
+        <w:rPr>
+          <w:rFonts w:hint="default"/>
+          <w:sz w:val="20"/>
+          <w:lang w:val="en-US"/>
+        </w:rPr>
+      </w:pPr>
+      <w:r>
+        <w:rPr>
+          <w:rFonts w:hint="default"/>
+          <w:sz w:val="20"/>
+          <w:lang w:val="en-US"/>
+        </w:rPr>
+        <w:t xml:space="preserve">Radhakrishnan, S., Menon, P., &amp; Silva, K. (2024). Python Prescription (PyRx) transforms virtual drug discovery with AI-driven tools. African Journal of Biomedical Research, 27(3s). </w:t>
+      </w:r>
+      <w:r>
+        <w:rPr>
+          <w:rFonts w:hint="default"/>
+          <w:sz w:val="20"/>
+          <w:lang w:val="en-US"/>
+        </w:rPr>
+        <w:fldChar w:fldCharType="begin"/>
+      </w:r>
+      <w:r>
+        <w:rPr>
+          <w:rFonts w:hint="default"/>
+          <w:sz w:val="20"/>
+          <w:lang w:val="en-US"/>
+        </w:rPr>
+        <w:instrText xml:space="preserve"> HYPERLINK "https://pyrx.sourceforge.io" </w:instrText>
+      </w:r>
+      <w:r>
+        <w:rPr>
+          <w:rFonts w:hint="default"/>
+          <w:sz w:val="20"/>
+          <w:lang w:val="en-US"/>
+        </w:rPr>
+        <w:fldChar w:fldCharType="separate"/>
+      </w:r>
+      <w:r>
+        <w:rPr>
+          <w:rStyle w:val="20"/>
+          <w:rFonts w:hint="default"/>
+          <w:sz w:val="20"/>
+          <w:lang w:val="en-US"/>
+        </w:rPr>
+        <w:t>https://pyrx.sourceforge.io</w:t>
+      </w:r>
+      <w:r>
+        <w:rPr>
+          <w:rFonts w:hint="default"/>
+          <w:sz w:val="20"/>
+          <w:lang w:val="en-US"/>
+        </w:rPr>
+        <w:fldChar w:fldCharType="end"/>
+      </w:r>
+      <w:r>
+        <w:rPr>
+          <w:rFonts w:hint="default"/>
+          <w:sz w:val="20"/>
+          <w:lang w:val="en-US"/>
+        </w:rPr>
+        <w:t xml:space="preserve">  (accessed October 2025)</w:t>
+      </w:r>
+    </w:p>
+    <w:p>
+      <w:pPr>
+        <w:jc w:val="left"/>
+        <w:rPr>
+          <w:rFonts w:hint="default"/>
+          <w:sz w:val="20"/>
+          <w:lang w:val="en-US"/>
+        </w:rPr>
+      </w:pPr>
+    </w:p>
+    <w:p>
+      <w:pPr>
+        <w:jc w:val="left"/>
+        <w:rPr>
+          <w:rFonts w:hint="default"/>
+          <w:sz w:val="20"/>
+          <w:lang w:val="en-US"/>
+        </w:rPr>
+      </w:pPr>
+      <w:r>
+        <w:rPr>
+          <w:rFonts w:hint="default"/>
+          <w:sz w:val="20"/>
+          <w:lang w:val="en-US"/>
+        </w:rPr>
+        <w:t xml:space="preserve">Wellbrock, C., &amp; Arozarena, I. (2016). The complexity of the ERK/MAP-kinase pathway and the treatment of melanoma skin cancer. Frontiers in Cell and Developmental Biology, 4, 33. </w:t>
+      </w:r>
+      <w:r>
+        <w:rPr>
+          <w:rFonts w:hint="default"/>
+          <w:sz w:val="20"/>
+          <w:lang w:val="en-US"/>
+        </w:rPr>
+        <w:fldChar w:fldCharType="begin"/>
+      </w:r>
+      <w:r>
+        <w:rPr>
+          <w:rFonts w:hint="default"/>
+          <w:sz w:val="20"/>
+          <w:lang w:val="en-US"/>
+        </w:rPr>
+        <w:instrText xml:space="preserve"> HYPERLINK "https://doi.org/10.3389/fcell.2016.00033" </w:instrText>
+      </w:r>
+      <w:r>
+        <w:rPr>
+          <w:rFonts w:hint="default"/>
+          <w:sz w:val="20"/>
+          <w:lang w:val="en-US"/>
+        </w:rPr>
+        <w:fldChar w:fldCharType="separate"/>
+      </w:r>
+      <w:r>
+        <w:rPr>
+          <w:rStyle w:val="20"/>
+          <w:rFonts w:hint="default"/>
+          <w:sz w:val="20"/>
+          <w:lang w:val="en-US"/>
+        </w:rPr>
+        <w:t>https://doi.org/10.3389/fcell.2016.00033</w:t>
+      </w:r>
+      <w:r>
+        <w:rPr>
+          <w:rFonts w:hint="default"/>
+          <w:sz w:val="20"/>
+          <w:lang w:val="en-US"/>
+        </w:rPr>
+        <w:fldChar w:fldCharType="end"/>
+      </w:r>
+      <w:r>
+        <w:rPr>
+          <w:rFonts w:hint="default"/>
+          <w:sz w:val="20"/>
           <w:lang w:val="en-US"/>
         </w:rPr>
         <w:t xml:space="preserve"> </w:t>
@@ -7410,375 +8018,79 @@
     </w:p>
     <w:p>
       <w:pPr>
-        <w:jc w:val="both"/>
-        <w:rPr>
-          <w:sz w:val="20"/>
-          <w:szCs w:val="20"/>
-          <w:lang w:val="en-US"/>
-        </w:rPr>
-      </w:pPr>
-    </w:p>
-    <w:p>
-      <w:pPr>
-        <w:numPr>
-          <w:ilvl w:val="0"/>
-          <w:numId w:val="2"/>
-        </w:numPr>
-        <w:jc w:val="both"/>
-        <w:rPr>
-          <w:sz w:val="20"/>
-          <w:szCs w:val="20"/>
-          <w:lang w:val="en-US"/>
-        </w:rPr>
-      </w:pPr>
-      <w:r>
-        <w:rPr>
-          <w:sz w:val="20"/>
-          <w:szCs w:val="20"/>
-          <w:lang w:val="en-US"/>
-        </w:rPr>
-        <w:t>LigPlus, 2025. Automatic generation of ligand–protein interaction diagrams. European Bioinformatics Institute. https://www.ebi.ac.uk/thornton-srv/software/LigPlus/ (accessed 21 September 2025).</w:t>
-      </w:r>
-    </w:p>
-    <w:p>
-      <w:pPr>
-        <w:jc w:val="both"/>
-        <w:rPr>
-          <w:sz w:val="20"/>
-          <w:szCs w:val="20"/>
-          <w:lang w:val="en-US"/>
-        </w:rPr>
-      </w:pPr>
-    </w:p>
-    <w:p>
-      <w:pPr>
-        <w:numPr>
-          <w:ilvl w:val="0"/>
-          <w:numId w:val="2"/>
-        </w:numPr>
-        <w:jc w:val="both"/>
-        <w:rPr>
-          <w:sz w:val="20"/>
-          <w:szCs w:val="20"/>
-          <w:lang w:val="en-US"/>
-        </w:rPr>
-      </w:pPr>
-      <w:r>
-        <w:rPr>
-          <w:sz w:val="20"/>
-          <w:szCs w:val="20"/>
-          <w:lang w:val="en-US"/>
-        </w:rPr>
-        <w:t>National Cancer Institute, 2025. The Cancer Genome Atlas (TCGA) – Melanoma skin cancer. https://www.cancer.gov/about-nci/organization/ccg/research/structural-genomics/tcga/studied-cancers/melanoma-skin (accessed 21 September 2025).</w:t>
-      </w:r>
-    </w:p>
-    <w:p>
-      <w:pPr>
-        <w:jc w:val="both"/>
-        <w:rPr>
-          <w:sz w:val="20"/>
-          <w:szCs w:val="20"/>
-          <w:lang w:val="en-US"/>
-        </w:rPr>
-      </w:pPr>
-    </w:p>
-    <w:p>
-      <w:pPr>
-        <w:numPr>
-          <w:ilvl w:val="0"/>
-          <w:numId w:val="2"/>
-        </w:numPr>
-        <w:jc w:val="both"/>
-        <w:rPr>
-          <w:sz w:val="20"/>
-          <w:szCs w:val="20"/>
-          <w:lang w:val="en-US"/>
-        </w:rPr>
-      </w:pPr>
-      <w:r>
-        <w:rPr>
-          <w:sz w:val="20"/>
-          <w:szCs w:val="20"/>
-          <w:lang w:val="en-US"/>
-        </w:rPr>
-        <w:t>PROCHECK, 2025. Stereochemical quality assessment of protein structures. European Bioinformatics Institute. https://www.ebi.ac.uk/thornton-srv/software/PROCHECK/ (accessed 21 September 2025).</w:t>
-      </w:r>
-    </w:p>
-    <w:p>
-      <w:pPr>
-        <w:jc w:val="both"/>
-        <w:rPr>
-          <w:sz w:val="20"/>
-          <w:szCs w:val="20"/>
-          <w:lang w:val="en-US"/>
-        </w:rPr>
-      </w:pPr>
-    </w:p>
-    <w:p>
-      <w:pPr>
-        <w:numPr>
-          <w:ilvl w:val="0"/>
-          <w:numId w:val="2"/>
-        </w:numPr>
-        <w:jc w:val="both"/>
-        <w:rPr>
-          <w:sz w:val="20"/>
-          <w:szCs w:val="20"/>
-          <w:lang w:val="en-US"/>
-        </w:rPr>
-      </w:pPr>
-      <w:r>
-        <w:rPr>
-          <w:sz w:val="20"/>
-          <w:szCs w:val="20"/>
-          <w:lang w:val="en-US"/>
-        </w:rPr>
-        <w:t>ProSA, 2025. Protein structure analysis. https://prosa.services.came.sbg.ac.at/prosa.php (accessed 21 September 2025).</w:t>
-      </w:r>
-    </w:p>
-    <w:p>
-      <w:pPr>
-        <w:jc w:val="both"/>
-        <w:rPr>
-          <w:sz w:val="20"/>
-          <w:szCs w:val="20"/>
-          <w:lang w:val="en-US"/>
-        </w:rPr>
-      </w:pPr>
-    </w:p>
-    <w:p>
-      <w:pPr>
-        <w:numPr>
-          <w:ilvl w:val="0"/>
-          <w:numId w:val="2"/>
-        </w:numPr>
-        <w:jc w:val="both"/>
-        <w:rPr>
-          <w:sz w:val="20"/>
-          <w:szCs w:val="20"/>
-          <w:lang w:val="en-US"/>
-        </w:rPr>
-      </w:pPr>
-      <w:r>
-        <w:rPr>
-          <w:sz w:val="20"/>
-          <w:szCs w:val="20"/>
-          <w:lang w:val="en-US"/>
-        </w:rPr>
-        <w:t xml:space="preserve">Wellbrock, C., &amp; Arozarena, I., 2016. The complexity of the ERK/MAP-kinase pathway and the treatment of melanoma skin cancer. Frontiers in Cell and Developmental Biology, 4, 33. </w:t>
-      </w:r>
-      <w:r>
+        <w:jc w:val="left"/>
+        <w:rPr>
+          <w:rFonts w:hint="default"/>
+          <w:sz w:val="20"/>
+          <w:lang w:val="en-US"/>
+        </w:rPr>
+      </w:pPr>
+    </w:p>
+    <w:p>
+      <w:pPr>
+        <w:jc w:val="left"/>
+        <w:rPr>
+          <w:sz w:val="20"/>
+          <w:lang w:val="en-US"/>
+        </w:rPr>
+      </w:pPr>
+      <w:r>
+        <w:rPr>
+          <w:rFonts w:hint="default"/>
+          <w:sz w:val="20"/>
+          <w:lang w:val="en-US"/>
+        </w:rPr>
+        <w:t xml:space="preserve">ZINC Database. (2025). Ligand discovery and virtual screening. </w:t>
+      </w:r>
+      <w:r>
+        <w:rPr>
+          <w:rFonts w:hint="default"/>
+          <w:sz w:val="20"/>
+          <w:lang w:val="en-US"/>
+        </w:rPr>
         <w:fldChar w:fldCharType="begin"/>
       </w:r>
       <w:r>
-        <w:instrText xml:space="preserve"> HYPERLINK "https://doi.org/10.3389/fcell.2016.00033" </w:instrText>
-      </w:r>
-      <w:r>
+        <w:rPr>
+          <w:rFonts w:hint="default"/>
+          <w:sz w:val="20"/>
+          <w:lang w:val="en-US"/>
+        </w:rPr>
+        <w:instrText xml:space="preserve"> HYPERLINK "https://zinc.docking.org/" </w:instrText>
+      </w:r>
+      <w:r>
+        <w:rPr>
+          <w:rFonts w:hint="default"/>
+          <w:sz w:val="20"/>
+          <w:lang w:val="en-US"/>
+        </w:rPr>
         <w:fldChar w:fldCharType="separate"/>
       </w:r>
       <w:r>
         <w:rPr>
           <w:rStyle w:val="20"/>
-          <w:sz w:val="20"/>
-          <w:szCs w:val="20"/>
-          <w:lang w:val="en-US"/>
-        </w:rPr>
-        <w:t>https://doi.org/10.3389/fcell.2016.00033</w:t>
-      </w:r>
-      <w:r>
-        <w:rPr>
-          <w:rStyle w:val="20"/>
-          <w:sz w:val="20"/>
-          <w:szCs w:val="20"/>
+          <w:rFonts w:hint="default"/>
+          <w:sz w:val="20"/>
+          <w:lang w:val="en-US"/>
+        </w:rPr>
+        <w:t>https://zinc.docking.org/</w:t>
+      </w:r>
+      <w:r>
+        <w:rPr>
+          <w:rFonts w:hint="default"/>
+          <w:sz w:val="20"/>
           <w:lang w:val="en-US"/>
         </w:rPr>
         <w:fldChar w:fldCharType="end"/>
       </w:r>
       <w:r>
         <w:rPr>
-          <w:sz w:val="20"/>
-          <w:szCs w:val="20"/>
-          <w:lang w:val="en-US"/>
-        </w:rPr>
-        <w:t xml:space="preserve"> </w:t>
-      </w:r>
-    </w:p>
-    <w:p>
-      <w:pPr>
-        <w:jc w:val="both"/>
-        <w:rPr>
-          <w:sz w:val="20"/>
-          <w:szCs w:val="20"/>
-          <w:lang w:val="en-US"/>
-        </w:rPr>
-      </w:pPr>
-    </w:p>
-    <w:p>
-      <w:pPr>
-        <w:numPr>
-          <w:ilvl w:val="0"/>
-          <w:numId w:val="2"/>
-        </w:numPr>
-        <w:jc w:val="both"/>
-        <w:rPr>
-          <w:sz w:val="20"/>
-          <w:szCs w:val="20"/>
-          <w:lang w:val="en-US"/>
-        </w:rPr>
-      </w:pPr>
-      <w:r>
-        <w:rPr>
-          <w:sz w:val="20"/>
-          <w:szCs w:val="20"/>
-          <w:lang w:val="en-US"/>
-        </w:rPr>
-        <w:t>ZINC Database, 2025. Ligand discovery and virtual screening. https://zinc.docking.org/ (accessed 21 September 2025).</w:t>
-      </w:r>
-    </w:p>
-    <w:p>
-      <w:pPr>
-        <w:jc w:val="both"/>
-        <w:rPr>
-          <w:sz w:val="20"/>
-          <w:szCs w:val="20"/>
-          <w:lang w:val="en-US"/>
-        </w:rPr>
-      </w:pPr>
-    </w:p>
-    <w:p>
-      <w:pPr>
-        <w:numPr>
-          <w:ilvl w:val="0"/>
-          <w:numId w:val="2"/>
-        </w:numPr>
-        <w:jc w:val="both"/>
-        <w:rPr>
-          <w:sz w:val="20"/>
-          <w:szCs w:val="20"/>
-          <w:lang w:val="en-US"/>
-        </w:rPr>
-      </w:pPr>
-      <w:r>
-        <w:rPr>
-          <w:sz w:val="20"/>
-          <w:szCs w:val="20"/>
-          <w:lang w:val="en-US"/>
-        </w:rPr>
-        <w:t xml:space="preserve">Kanehisa, M., &amp; Goto, S. (2000). KEGG: Kyoto Encyclopedia of Genes and Genomes. Nucleic Acids Research, 28(1), 27–30. </w:t>
-      </w:r>
-      <w:r>
-        <w:fldChar w:fldCharType="begin"/>
-      </w:r>
-      <w:r>
-        <w:instrText xml:space="preserve"> HYPERLINK "https://doi.org/10.1093/nar/28.1.27" </w:instrText>
-      </w:r>
-      <w:r>
-        <w:fldChar w:fldCharType="separate"/>
-      </w:r>
-      <w:r>
-        <w:rPr>
-          <w:rStyle w:val="20"/>
-          <w:sz w:val="20"/>
-          <w:szCs w:val="20"/>
-          <w:lang w:val="en-US"/>
-        </w:rPr>
-        <w:t>https://doi.org/10.1093/nar/28.1.27</w:t>
-      </w:r>
-      <w:r>
-        <w:rPr>
-          <w:rStyle w:val="20"/>
-          <w:sz w:val="20"/>
-          <w:szCs w:val="20"/>
-          <w:lang w:val="en-US"/>
-        </w:rPr>
-        <w:fldChar w:fldCharType="end"/>
-      </w:r>
-      <w:r>
-        <w:rPr>
-          <w:sz w:val="20"/>
-          <w:szCs w:val="20"/>
-          <w:lang w:val="en-US"/>
-        </w:rPr>
-        <w:t xml:space="preserve"> </w:t>
-      </w:r>
-    </w:p>
-    <w:p>
-      <w:pPr>
-        <w:numPr>
-          <w:numId w:val="0"/>
-        </w:numPr>
-        <w:ind w:leftChars="0"/>
-        <w:jc w:val="both"/>
-        <w:rPr>
-          <w:sz w:val="20"/>
-          <w:szCs w:val="20"/>
-          <w:lang w:val="en-US"/>
-        </w:rPr>
-      </w:pPr>
-    </w:p>
-    <w:p>
-      <w:pPr>
-        <w:numPr>
-          <w:ilvl w:val="0"/>
-          <w:numId w:val="2"/>
-        </w:numPr>
-        <w:jc w:val="both"/>
-        <w:rPr>
-          <w:sz w:val="20"/>
-          <w:szCs w:val="20"/>
-          <w:lang w:val="en-US"/>
-        </w:rPr>
-      </w:pPr>
-      <w:r>
-        <w:rPr>
-          <w:rFonts w:hint="default"/>
-          <w:sz w:val="20"/>
-          <w:szCs w:val="20"/>
-          <w:lang w:val="en-US"/>
-        </w:rPr>
-        <w:t>Radhakrishnan, S. et al., 2024. Python Prescription (PyRx) transforms virtual drug discovery with AI-driven tools. African Journal of Biomedical Research, 27(3s). Available at: https://pyrx.sourceforge.io (accessed October 2025).</w:t>
-      </w:r>
-    </w:p>
-    <w:p>
-      <w:pPr>
-        <w:jc w:val="both"/>
-        <w:rPr>
-          <w:color w:val="000000" w:themeColor="text1"/>
-          <w:sz w:val="20"/>
-          <w:szCs w:val="20"/>
-          <w:lang w:val="en-US"/>
-          <w14:textFill>
-            <w14:solidFill>
-              <w14:schemeClr w14:val="tx1"/>
-            </w14:solidFill>
-          </w14:textFill>
-        </w:rPr>
-      </w:pPr>
-    </w:p>
-    <w:p>
-      <w:pPr>
-        <w:rPr>
-          <w:b/>
-          <w:color w:val="000000" w:themeColor="text1"/>
-          <w:sz w:val="20"/>
-          <w:szCs w:val="20"/>
-          <w:lang w:val="en-US"/>
-          <w14:textFill>
-            <w14:solidFill>
-              <w14:schemeClr w14:val="tx1"/>
-            </w14:solidFill>
-          </w14:textFill>
-        </w:rPr>
-      </w:pPr>
-    </w:p>
-    <w:p>
-      <w:pPr>
-        <w:rPr>
-          <w:sz w:val="20"/>
-          <w:szCs w:val="20"/>
-          <w:lang w:val="en-US"/>
-        </w:rPr>
-      </w:pPr>
+          <w:rFonts w:hint="default"/>
+          <w:sz w:val="20"/>
+          <w:lang w:val="en-US"/>
+        </w:rPr>
+        <w:t xml:space="preserve">  (accessed 21 September 2025)</w:t>
+      </w:r>
     </w:p>
     <w:sectPr>
       <w:type w:val="continuous"/>
@@ -8015,31 +8327,8 @@
       <w:lvlJc w:val="left"/>
     </w:lvl>
   </w:abstractNum>
-  <w:abstractNum w:abstractNumId="1">
-    <w:nsid w:val="1D9AAB12"/>
-    <w:multiLevelType w:val="singleLevel"/>
-    <w:tmpl w:val="1D9AAB12"/>
-    <w:lvl w:ilvl="0" w:tentative="0">
-      <w:start w:val="1"/>
-      <w:numFmt w:val="decimal"/>
-      <w:lvlText w:val="%1."/>
-      <w:lvlJc w:val="left"/>
-      <w:pPr>
-        <w:tabs>
-          <w:tab w:val="left" w:pos="425"/>
-        </w:tabs>
-        <w:ind w:left="425" w:hanging="425"/>
-      </w:pPr>
-      <w:rPr>
-        <w:rFonts w:hint="default"/>
-      </w:rPr>
-    </w:lvl>
-  </w:abstractNum>
   <w:num w:numId="1">
     <w:abstractNumId w:val="0"/>
-  </w:num>
-  <w:num w:numId="2">
-    <w:abstractNumId w:val="1"/>
   </w:num>
 </w:numbering>
 </file>
